--- a/SAJE_292892_revision/build_r2/04_Supplementary_Material_Marked_blue.docx
+++ b/SAJE_292892_revision/build_r2/04_Supplementary_Material_Marked_blue.docx
@@ -33,7 +33,17 @@
       </w:pPr>
       <w:r>
         <w:rPr/>
-        <w:t xml:space="preserve">This supplementary material accompanies "Who Gets an ESG Score? Coverage Selection and Firm Value in Five Southeast Asian Markets." Table S1 re-estimates the average effects of the first </w:t>
+        <w:t xml:space="preserve">This supplementary material accompanies "Who Gets an ESG Score? Coverage Selection and Firm Value in Five Southeast Asian Markets." Table S1 re-estimates the average </w:t>
+      </w:r>
+      <w:r>
+        <w:rPr>
+          <w:color w:val="0000FF"/>
+        </w:rPr>
+        <w:t>changes after</w:t>
+      </w:r>
+      <w:r>
+        <w:rPr/>
+        <w:t xml:space="preserve"> the first </w:t>
       </w:r>
       <w:r>
         <w:rPr>
@@ -43,17 +53,17 @@
       </w:r>
       <w:r>
         <w:rPr/>
-        <w:t xml:space="preserve"> score over event years 0 to 3 after excluding one market at a time. </w:t>
+        <w:t xml:space="preserve"> score over event years 0 to 3 after excluding one market at a time. Table S2 shows the number of non-financial firms that received their first </w:t>
       </w:r>
       <w:r>
         <w:rPr>
           <w:color w:val="0000FF"/>
         </w:rPr>
-        <w:t>Table S2 shows the number of non-financial firms that received their first LSEG ESG score in each year by market, and Figure S1 for all markets combined.</w:t>
+        <w:t>recorded</w:t>
       </w:r>
       <w:r>
         <w:rPr/>
-        <w:t xml:space="preserve"> Table S3 reports the estimates for each market separately, Table S4 the number of firm-years available for each outcome, Table S5 the relative-magnitude bounds of Eq. (10) in the paper, and Table S6 the number of scored and control firms by event year for ln MTB. Table S7 and Figure S2 report </w:t>
+        <w:t xml:space="preserve"> LSEG ESG score in each year by market, and Figure S1 for all markets combined. Table S3 reports the estimates for each market separately, Table S4 the number of firm-years available for each outcome, Table S5 the relative-magnitude bounds of Eq. (10) in the paper, and Table S6 the number of scored and control firms by event year for ln MTB. Table S7 and Figure S2 report </w:t>
       </w:r>
       <w:r>
         <w:rPr>
@@ -474,7 +484,17 @@
       </w:pPr>
       <w:r>
         <w:rPr/>
-        <w:t>Estimated market by market in Table S3, the MTB effect is 0.009 in Malaysia, with 372 scored firms, and 0.027 in Thailand, with 157. Indonesia, the Philippines, and Singapore have few scored firms and imprecise estimates. The 58 firms first scored by 2019 show a positive post-coverage MTB estimate of 0.094 (p = 0.047; 95% interval 0.002 to 0.185), and the larger group first scored from 2020 shows −0.010 (p = 0.687). The early estimate rests on few firms, is one of many exploratory comparisons, and is not adjusted for multiple testing, so we do not read it as evidence of a gain for early entrants.</w:t>
+        <w:t xml:space="preserve">Estimated market by market in Table S3, the MTB effect is 0.009 in Malaysia, with 372 scored firms, and 0.027 in Thailand, with 157. Indonesia, the Philippines, and Singapore have few scored firms and imprecise estimates. </w:t>
+      </w:r>
+      <w:r>
+        <w:rPr>
+          <w:color w:val="0000FF"/>
+        </w:rPr>
+        <w:t>The 58 firms first scored by 2019 that enter the MTB estimate show a positive post-coverage MTB estimate of 0.094 (p = 0.047;</w:t>
+      </w:r>
+      <w:r>
+        <w:rPr/>
+        <w:t xml:space="preserve"> 95% interval 0.002 to 0.185), and the larger group first scored from 2020 shows −0.010 (p = 0.687). The early estimate rests on few firms, is one of many exploratory comparisons, and is not adjusted for multiple testing, so we do not read it as evidence of a gain for early entrants.</w:t>
       </w:r>
     </w:p>
     <w:p>
@@ -707,6 +727,29 @@
     </w:p>
     <w:p>
       <w:pPr>
+        <w:spacing w:line="360" w:lineRule="auto" w:after="120" w:before="0"/>
+        <w:ind w:firstLine="720"/>
+        <w:jc w:val="both"/>
+      </w:pPr>
+      <w:r>
+        <w:rPr>
+          <w:color w:val="0000FF"/>
+        </w:rPr>
+        <w:t xml:space="preserve">In the outcome regression of Eq. </w:t>
+      </w:r>
+      <w:r>
+        <w:rPr>
+          <w:color w:val="0000FF"/>
+        </w:rPr>
+        <w:t>(3), a country or industry indicator would be unidentified in a cell with no control firm in that country or industry, and its coefficient would be set to zero.</w:t>
+      </w:r>
+      <w:r>
+        <w:rPr/>
+        <w:t xml:space="preserve"> This does not occur: in all 34 cells of event years 0 to 3 for ln(MTB), and all 34 for ln(market capitalization), every indicator carried by a scored firm is also carried by a control firm.</w:t>
+      </w:r>
+    </w:p>
+    <w:p>
+      <w:pPr>
         <w:keepNext/>
         <w:spacing w:line="240" w:lineRule="auto" w:after="120" w:before="240"/>
         <w:jc w:val="center"/>
@@ -715,7 +758,20 @@
         <w:rPr>
           <w:sz w:val="22"/>
         </w:rPr>
-        <w:t>Table S1. Leave-one-market-out estimates of the average effect of the first LSEG ESG score</w:t>
+        <w:t xml:space="preserve">Table S1. Leave-one-market-out estimates of the average change after the first </w:t>
+      </w:r>
+      <w:r>
+        <w:rPr>
+          <w:color w:val="0000FF"/>
+          <w:sz w:val="22"/>
+        </w:rPr>
+        <w:t>recorded</w:t>
+      </w:r>
+      <w:r>
+        <w:rPr>
+          <w:sz w:val="22"/>
+        </w:rPr>
+        <w:t xml:space="preserve"> LSEG ESG score</w:t>
       </w:r>
     </w:p>
     <w:tbl>
@@ -732,11 +788,12 @@
         <w:tblLook w:firstColumn="1" w:firstRow="1" w:lastColumn="0" w:lastRow="0" w:noHBand="0" w:noVBand="1" w:val="04A0"/>
       </w:tblPr>
       <w:tblGrid>
-        <w:gridCol w:w="2736"/>
-        <w:gridCol w:w="1655"/>
-        <w:gridCol w:w="1655"/>
-        <w:gridCol w:w="1655"/>
-        <w:gridCol w:w="1655"/>
+        <w:gridCol w:w="2304"/>
+        <w:gridCol w:w="1368"/>
+        <w:gridCol w:w="1368"/>
+        <w:gridCol w:w="1368"/>
+        <w:gridCol w:w="1368"/>
+        <w:gridCol w:w="1584"/>
       </w:tblGrid>
       <w:tr>
         <w:trPr>
@@ -745,7 +802,7 @@
         </w:trPr>
         <w:tc>
           <w:tcPr>
-            <w:tcW w:type="dxa" w:w="2736"/>
+            <w:tcW w:type="dxa" w:w="2304"/>
             <w:tcBorders>
               <w:top w:val="single" w:sz="6" w:color="000000"/>
               <w:bottom w:val="single" w:sz="6" w:color="000000"/>
@@ -760,7 +817,7 @@
             <w:r>
               <w:rPr>
                 <w:b/>
-                <w:sz w:val="20"/>
+                <w:sz w:val="18"/>
               </w:rPr>
               <w:t>Sample</w:t>
             </w:r>
@@ -768,7 +825,7 @@
         </w:tc>
         <w:tc>
           <w:tcPr>
-            <w:tcW w:type="dxa" w:w="1656"/>
+            <w:tcW w:type="dxa" w:w="1368"/>
             <w:tcBorders>
               <w:top w:val="single" w:sz="6" w:color="000000"/>
               <w:bottom w:val="single" w:sz="6" w:color="000000"/>
@@ -784,7 +841,7 @@
             <w:r>
               <w:rPr>
                 <w:b/>
-                <w:sz w:val="20"/>
+                <w:sz w:val="18"/>
               </w:rPr>
               <w:t>ln(MTB)</w:t>
             </w:r>
@@ -792,7 +849,7 @@
         </w:tc>
         <w:tc>
           <w:tcPr>
-            <w:tcW w:type="dxa" w:w="1656"/>
+            <w:tcW w:type="dxa" w:w="1368"/>
             <w:tcBorders>
               <w:top w:val="single" w:sz="6" w:color="000000"/>
               <w:bottom w:val="single" w:sz="6" w:color="000000"/>
@@ -808,7 +865,7 @@
             <w:r>
               <w:rPr>
                 <w:b/>
-                <w:sz w:val="20"/>
+                <w:sz w:val="18"/>
               </w:rPr>
               <w:t>ln(market cap)</w:t>
             </w:r>
@@ -816,7 +873,7 @@
         </w:tc>
         <w:tc>
           <w:tcPr>
-            <w:tcW w:type="dxa" w:w="1656"/>
+            <w:tcW w:type="dxa" w:w="1368"/>
             <w:tcBorders>
               <w:top w:val="single" w:sz="6" w:color="000000"/>
               <w:bottom w:val="single" w:sz="6" w:color="000000"/>
@@ -832,7 +889,7 @@
             <w:r>
               <w:rPr>
                 <w:b/>
-                <w:sz w:val="20"/>
+                <w:sz w:val="18"/>
               </w:rPr>
               <w:t>Leverage (ratio)</w:t>
             </w:r>
@@ -840,7 +897,7 @@
         </w:tc>
         <w:tc>
           <w:tcPr>
-            <w:tcW w:type="dxa" w:w="1656"/>
+            <w:tcW w:type="dxa" w:w="1368"/>
             <w:tcBorders>
               <w:top w:val="single" w:sz="6" w:color="000000"/>
               <w:bottom w:val="single" w:sz="6" w:color="000000"/>
@@ -856,9 +913,33 @@
             <w:r>
               <w:rPr>
                 <w:b/>
-                <w:sz w:val="20"/>
+                <w:sz w:val="18"/>
               </w:rPr>
               <w:t>ln(assets)</w:t>
+            </w:r>
+          </w:p>
+        </w:tc>
+        <w:tc>
+          <w:tcPr>
+            <w:tcW w:type="dxa" w:w="1584"/>
+            <w:tcBorders>
+              <w:top w:val="single" w:sz="6" w:color="000000"/>
+              <w:bottom w:val="single" w:sz="6" w:color="000000"/>
+            </w:tcBorders>
+          </w:tcPr>
+          <w:p>
+            <w:pPr>
+              <w:keepNext/>
+              <w:spacing w:after="0" w:line="240" w:lineRule="auto"/>
+              <w:jc w:val="center"/>
+            </w:pPr>
+            <w:r/>
+            <w:r>
+              <w:rPr>
+                <w:b/>
+                <w:sz w:val="18"/>
+              </w:rPr>
+              <w:t>Scored / control firms</w:t>
             </w:r>
           </w:p>
         </w:tc>
@@ -869,17 +950,17 @@
         </w:trPr>
         <w:tc>
           <w:tcPr>
-            <w:tcW w:type="dxa" w:w="2736"/>
-          </w:tcPr>
-          <w:p>
-            <w:pPr>
-              <w:keepNext/>
-              <w:spacing w:after="0" w:line="240" w:lineRule="auto"/>
-            </w:pPr>
-            <w:r/>
-            <w:r>
-              <w:rPr>
-                <w:sz w:val="20"/>
+            <w:tcW w:type="dxa" w:w="2304"/>
+          </w:tcPr>
+          <w:p>
+            <w:pPr>
+              <w:keepNext/>
+              <w:spacing w:after="0" w:line="240" w:lineRule="auto"/>
+            </w:pPr>
+            <w:r/>
+            <w:r>
+              <w:rPr>
+                <w:sz w:val="18"/>
               </w:rPr>
               <w:t>Without Indonesia</w:t>
             </w:r>
@@ -887,18 +968,18 @@
         </w:tc>
         <w:tc>
           <w:tcPr>
-            <w:tcW w:type="dxa" w:w="1656"/>
-          </w:tcPr>
-          <w:p>
-            <w:pPr>
-              <w:keepNext/>
-              <w:spacing w:after="0" w:line="240" w:lineRule="auto"/>
-              <w:jc w:val="center"/>
-            </w:pPr>
-            <w:r/>
-            <w:r>
-              <w:rPr>
-                <w:sz w:val="20"/>
+            <w:tcW w:type="dxa" w:w="1368"/>
+          </w:tcPr>
+          <w:p>
+            <w:pPr>
+              <w:keepNext/>
+              <w:spacing w:after="0" w:line="240" w:lineRule="auto"/>
+              <w:jc w:val="center"/>
+            </w:pPr>
+            <w:r/>
+            <w:r>
+              <w:rPr>
+                <w:sz w:val="18"/>
               </w:rPr>
               <w:t>0.017 (0.024)</w:t>
             </w:r>
@@ -906,18 +987,18 @@
         </w:tc>
         <w:tc>
           <w:tcPr>
-            <w:tcW w:type="dxa" w:w="1656"/>
-          </w:tcPr>
-          <w:p>
-            <w:pPr>
-              <w:keepNext/>
-              <w:spacing w:after="0" w:line="240" w:lineRule="auto"/>
-              <w:jc w:val="center"/>
-            </w:pPr>
-            <w:r/>
-            <w:r>
-              <w:rPr>
-                <w:sz w:val="20"/>
+            <w:tcW w:type="dxa" w:w="1368"/>
+          </w:tcPr>
+          <w:p>
+            <w:pPr>
+              <w:keepNext/>
+              <w:spacing w:after="0" w:line="240" w:lineRule="auto"/>
+              <w:jc w:val="center"/>
+            </w:pPr>
+            <w:r/>
+            <w:r>
+              <w:rPr>
+                <w:sz w:val="18"/>
               </w:rPr>
               <w:t>−0.030 (0.030)</w:t>
             </w:r>
@@ -925,18 +1006,18 @@
         </w:tc>
         <w:tc>
           <w:tcPr>
-            <w:tcW w:type="dxa" w:w="1656"/>
-          </w:tcPr>
-          <w:p>
-            <w:pPr>
-              <w:keepNext/>
-              <w:spacing w:after="0" w:line="240" w:lineRule="auto"/>
-              <w:jc w:val="center"/>
-            </w:pPr>
-            <w:r/>
-            <w:r>
-              <w:rPr>
-                <w:sz w:val="20"/>
+            <w:tcW w:type="dxa" w:w="1368"/>
+          </w:tcPr>
+          <w:p>
+            <w:pPr>
+              <w:keepNext/>
+              <w:spacing w:after="0" w:line="240" w:lineRule="auto"/>
+              <w:jc w:val="center"/>
+            </w:pPr>
+            <w:r/>
+            <w:r>
+              <w:rPr>
+                <w:sz w:val="18"/>
               </w:rPr>
               <w:t>0.011** (0.005)</w:t>
             </w:r>
@@ -944,20 +1025,39 @@
         </w:tc>
         <w:tc>
           <w:tcPr>
-            <w:tcW w:type="dxa" w:w="1656"/>
-          </w:tcPr>
-          <w:p>
-            <w:pPr>
-              <w:keepNext/>
-              <w:spacing w:after="0" w:line="240" w:lineRule="auto"/>
-              <w:jc w:val="center"/>
-            </w:pPr>
-            <w:r/>
-            <w:r>
-              <w:rPr>
-                <w:sz w:val="20"/>
+            <w:tcW w:type="dxa" w:w="1368"/>
+          </w:tcPr>
+          <w:p>
+            <w:pPr>
+              <w:keepNext/>
+              <w:spacing w:after="0" w:line="240" w:lineRule="auto"/>
+              <w:jc w:val="center"/>
+            </w:pPr>
+            <w:r/>
+            <w:r>
+              <w:rPr>
+                <w:sz w:val="18"/>
               </w:rPr>
               <w:t>0.037* (0.020)</w:t>
+            </w:r>
+          </w:p>
+        </w:tc>
+        <w:tc>
+          <w:tcPr>
+            <w:tcW w:type="dxa" w:w="1584"/>
+          </w:tcPr>
+          <w:p>
+            <w:pPr>
+              <w:keepNext/>
+              <w:spacing w:after="0" w:line="240" w:lineRule="auto"/>
+              <w:jc w:val="center"/>
+            </w:pPr>
+            <w:r/>
+            <w:r>
+              <w:rPr>
+                <w:sz w:val="18"/>
+              </w:rPr>
+              <w:t>589 / 1,734</w:t>
             </w:r>
           </w:p>
         </w:tc>
@@ -968,17 +1068,17 @@
         </w:trPr>
         <w:tc>
           <w:tcPr>
-            <w:tcW w:type="dxa" w:w="2736"/>
-          </w:tcPr>
-          <w:p>
-            <w:pPr>
-              <w:keepNext/>
-              <w:spacing w:after="0" w:line="240" w:lineRule="auto"/>
-            </w:pPr>
-            <w:r/>
-            <w:r>
-              <w:rPr>
-                <w:sz w:val="20"/>
+            <w:tcW w:type="dxa" w:w="2304"/>
+          </w:tcPr>
+          <w:p>
+            <w:pPr>
+              <w:keepNext/>
+              <w:spacing w:after="0" w:line="240" w:lineRule="auto"/>
+            </w:pPr>
+            <w:r/>
+            <w:r>
+              <w:rPr>
+                <w:sz w:val="18"/>
               </w:rPr>
               <w:t>Without Malaysia</w:t>
             </w:r>
@@ -986,18 +1086,18 @@
         </w:tc>
         <w:tc>
           <w:tcPr>
-            <w:tcW w:type="dxa" w:w="1656"/>
-          </w:tcPr>
-          <w:p>
-            <w:pPr>
-              <w:keepNext/>
-              <w:spacing w:after="0" w:line="240" w:lineRule="auto"/>
-              <w:jc w:val="center"/>
-            </w:pPr>
-            <w:r/>
-            <w:r>
-              <w:rPr>
-                <w:sz w:val="20"/>
+            <w:tcW w:type="dxa" w:w="1368"/>
+          </w:tcPr>
+          <w:p>
+            <w:pPr>
+              <w:keepNext/>
+              <w:spacing w:after="0" w:line="240" w:lineRule="auto"/>
+              <w:jc w:val="center"/>
+            </w:pPr>
+            <w:r/>
+            <w:r>
+              <w:rPr>
+                <w:sz w:val="18"/>
               </w:rPr>
               <w:t>−0.003 (0.035)</w:t>
             </w:r>
@@ -1005,18 +1105,18 @@
         </w:tc>
         <w:tc>
           <w:tcPr>
-            <w:tcW w:type="dxa" w:w="1656"/>
-          </w:tcPr>
-          <w:p>
-            <w:pPr>
-              <w:keepNext/>
-              <w:spacing w:after="0" w:line="240" w:lineRule="auto"/>
-              <w:jc w:val="center"/>
-            </w:pPr>
-            <w:r/>
-            <w:r>
-              <w:rPr>
-                <w:sz w:val="20"/>
+            <w:tcW w:type="dxa" w:w="1368"/>
+          </w:tcPr>
+          <w:p>
+            <w:pPr>
+              <w:keepNext/>
+              <w:spacing w:after="0" w:line="240" w:lineRule="auto"/>
+              <w:jc w:val="center"/>
+            </w:pPr>
+            <w:r/>
+            <w:r>
+              <w:rPr>
+                <w:sz w:val="18"/>
               </w:rPr>
               <w:t>0.037 (0.038)</w:t>
             </w:r>
@@ -1024,18 +1124,18 @@
         </w:tc>
         <w:tc>
           <w:tcPr>
-            <w:tcW w:type="dxa" w:w="1656"/>
-          </w:tcPr>
-          <w:p>
-            <w:pPr>
-              <w:keepNext/>
-              <w:spacing w:after="0" w:line="240" w:lineRule="auto"/>
-              <w:jc w:val="center"/>
-            </w:pPr>
-            <w:r/>
-            <w:r>
-              <w:rPr>
-                <w:sz w:val="20"/>
+            <w:tcW w:type="dxa" w:w="1368"/>
+          </w:tcPr>
+          <w:p>
+            <w:pPr>
+              <w:keepNext/>
+              <w:spacing w:after="0" w:line="240" w:lineRule="auto"/>
+              <w:jc w:val="center"/>
+            </w:pPr>
+            <w:r/>
+            <w:r>
+              <w:rPr>
+                <w:sz w:val="18"/>
               </w:rPr>
               <w:t>0.022*** (0.008)</w:t>
             </w:r>
@@ -1043,20 +1143,39 @@
         </w:tc>
         <w:tc>
           <w:tcPr>
-            <w:tcW w:type="dxa" w:w="1656"/>
-          </w:tcPr>
-          <w:p>
-            <w:pPr>
-              <w:keepNext/>
-              <w:spacing w:after="0" w:line="240" w:lineRule="auto"/>
-              <w:jc w:val="center"/>
-            </w:pPr>
-            <w:r/>
-            <w:r>
-              <w:rPr>
-                <w:sz w:val="20"/>
+            <w:tcW w:type="dxa" w:w="1368"/>
+          </w:tcPr>
+          <w:p>
+            <w:pPr>
+              <w:keepNext/>
+              <w:spacing w:after="0" w:line="240" w:lineRule="auto"/>
+              <w:jc w:val="center"/>
+            </w:pPr>
+            <w:r/>
+            <w:r>
+              <w:rPr>
+                <w:sz w:val="18"/>
               </w:rPr>
               <w:t>0.046 (0.029)</w:t>
+            </w:r>
+          </w:p>
+        </w:tc>
+        <w:tc>
+          <w:tcPr>
+            <w:tcW w:type="dxa" w:w="1584"/>
+          </w:tcPr>
+          <w:p>
+            <w:pPr>
+              <w:keepNext/>
+              <w:spacing w:after="0" w:line="240" w:lineRule="auto"/>
+              <w:jc w:val="center"/>
+            </w:pPr>
+            <w:r/>
+            <w:r>
+              <w:rPr>
+                <w:sz w:val="18"/>
+              </w:rPr>
+              <w:t>256 / 1,926</w:t>
             </w:r>
           </w:p>
         </w:tc>
@@ -1067,17 +1186,17 @@
         </w:trPr>
         <w:tc>
           <w:tcPr>
-            <w:tcW w:type="dxa" w:w="2736"/>
-          </w:tcPr>
-          <w:p>
-            <w:pPr>
-              <w:keepNext/>
-              <w:spacing w:after="0" w:line="240" w:lineRule="auto"/>
-            </w:pPr>
-            <w:r/>
-            <w:r>
-              <w:rPr>
-                <w:sz w:val="20"/>
+            <w:tcW w:type="dxa" w:w="2304"/>
+          </w:tcPr>
+          <w:p>
+            <w:pPr>
+              <w:keepNext/>
+              <w:spacing w:after="0" w:line="240" w:lineRule="auto"/>
+            </w:pPr>
+            <w:r/>
+            <w:r>
+              <w:rPr>
+                <w:sz w:val="18"/>
               </w:rPr>
               <w:t>Without Philippines</w:t>
             </w:r>
@@ -1085,18 +1204,18 @@
         </w:tc>
         <w:tc>
           <w:tcPr>
-            <w:tcW w:type="dxa" w:w="1656"/>
-          </w:tcPr>
-          <w:p>
-            <w:pPr>
-              <w:keepNext/>
-              <w:spacing w:after="0" w:line="240" w:lineRule="auto"/>
-              <w:jc w:val="center"/>
-            </w:pPr>
-            <w:r/>
-            <w:r>
-              <w:rPr>
-                <w:sz w:val="20"/>
+            <w:tcW w:type="dxa" w:w="1368"/>
+          </w:tcPr>
+          <w:p>
+            <w:pPr>
+              <w:keepNext/>
+              <w:spacing w:after="0" w:line="240" w:lineRule="auto"/>
+              <w:jc w:val="center"/>
+            </w:pPr>
+            <w:r/>
+            <w:r>
+              <w:rPr>
+                <w:sz w:val="18"/>
               </w:rPr>
               <w:t>−0.001 (0.025)</w:t>
             </w:r>
@@ -1104,18 +1223,18 @@
         </w:tc>
         <w:tc>
           <w:tcPr>
-            <w:tcW w:type="dxa" w:w="1656"/>
-          </w:tcPr>
-          <w:p>
-            <w:pPr>
-              <w:keepNext/>
-              <w:spacing w:after="0" w:line="240" w:lineRule="auto"/>
-              <w:jc w:val="center"/>
-            </w:pPr>
-            <w:r/>
-            <w:r>
-              <w:rPr>
-                <w:sz w:val="20"/>
+            <w:tcW w:type="dxa" w:w="1368"/>
+          </w:tcPr>
+          <w:p>
+            <w:pPr>
+              <w:keepNext/>
+              <w:spacing w:after="0" w:line="240" w:lineRule="auto"/>
+              <w:jc w:val="center"/>
+            </w:pPr>
+            <w:r/>
+            <w:r>
+              <w:rPr>
+                <w:sz w:val="18"/>
               </w:rPr>
               <w:t>−0.066** (0.031)</w:t>
             </w:r>
@@ -1123,18 +1242,18 @@
         </w:tc>
         <w:tc>
           <w:tcPr>
-            <w:tcW w:type="dxa" w:w="1656"/>
-          </w:tcPr>
-          <w:p>
-            <w:pPr>
-              <w:keepNext/>
-              <w:spacing w:after="0" w:line="240" w:lineRule="auto"/>
-              <w:jc w:val="center"/>
-            </w:pPr>
-            <w:r/>
-            <w:r>
-              <w:rPr>
-                <w:sz w:val="20"/>
+            <w:tcW w:type="dxa" w:w="1368"/>
+          </w:tcPr>
+          <w:p>
+            <w:pPr>
+              <w:keepNext/>
+              <w:spacing w:after="0" w:line="240" w:lineRule="auto"/>
+              <w:jc w:val="center"/>
+            </w:pPr>
+            <w:r/>
+            <w:r>
+              <w:rPr>
+                <w:sz w:val="18"/>
               </w:rPr>
               <w:t>0.009* (0.005)</w:t>
             </w:r>
@@ -1142,20 +1261,39 @@
         </w:tc>
         <w:tc>
           <w:tcPr>
-            <w:tcW w:type="dxa" w:w="1656"/>
-          </w:tcPr>
-          <w:p>
-            <w:pPr>
-              <w:keepNext/>
-              <w:spacing w:after="0" w:line="240" w:lineRule="auto"/>
-              <w:jc w:val="center"/>
-            </w:pPr>
-            <w:r/>
-            <w:r>
-              <w:rPr>
-                <w:sz w:val="20"/>
+            <w:tcW w:type="dxa" w:w="1368"/>
+          </w:tcPr>
+          <w:p>
+            <w:pPr>
+              <w:keepNext/>
+              <w:spacing w:after="0" w:line="240" w:lineRule="auto"/>
+              <w:jc w:val="center"/>
+            </w:pPr>
+            <w:r/>
+            <w:r>
+              <w:rPr>
+                <w:sz w:val="18"/>
               </w:rPr>
               <w:t>0.031* (0.019)</w:t>
+            </w:r>
+          </w:p>
+        </w:tc>
+        <w:tc>
+          <w:tcPr>
+            <w:tcW w:type="dxa" w:w="1584"/>
+          </w:tcPr>
+          <w:p>
+            <w:pPr>
+              <w:keepNext/>
+              <w:spacing w:after="0" w:line="240" w:lineRule="auto"/>
+              <w:jc w:val="center"/>
+            </w:pPr>
+            <w:r/>
+            <w:r>
+              <w:rPr>
+                <w:sz w:val="18"/>
+              </w:rPr>
+              <w:t>614 / 2,220</w:t>
             </w:r>
           </w:p>
         </w:tc>
@@ -1166,17 +1304,17 @@
         </w:trPr>
         <w:tc>
           <w:tcPr>
-            <w:tcW w:type="dxa" w:w="2736"/>
-          </w:tcPr>
-          <w:p>
-            <w:pPr>
-              <w:keepNext/>
-              <w:spacing w:after="0" w:line="240" w:lineRule="auto"/>
-            </w:pPr>
-            <w:r/>
-            <w:r>
-              <w:rPr>
-                <w:sz w:val="20"/>
+            <w:tcW w:type="dxa" w:w="2304"/>
+          </w:tcPr>
+          <w:p>
+            <w:pPr>
+              <w:keepNext/>
+              <w:spacing w:after="0" w:line="240" w:lineRule="auto"/>
+            </w:pPr>
+            <w:r/>
+            <w:r>
+              <w:rPr>
+                <w:sz w:val="18"/>
               </w:rPr>
               <w:t>Without Singapore</w:t>
             </w:r>
@@ -1184,18 +1322,18 @@
         </w:tc>
         <w:tc>
           <w:tcPr>
-            <w:tcW w:type="dxa" w:w="1656"/>
-          </w:tcPr>
-          <w:p>
-            <w:pPr>
-              <w:keepNext/>
-              <w:spacing w:after="0" w:line="240" w:lineRule="auto"/>
-              <w:jc w:val="center"/>
-            </w:pPr>
-            <w:r/>
-            <w:r>
-              <w:rPr>
-                <w:sz w:val="20"/>
+            <w:tcW w:type="dxa" w:w="1368"/>
+          </w:tcPr>
+          <w:p>
+            <w:pPr>
+              <w:keepNext/>
+              <w:spacing w:after="0" w:line="240" w:lineRule="auto"/>
+              <w:jc w:val="center"/>
+            </w:pPr>
+            <w:r/>
+            <w:r>
+              <w:rPr>
+                <w:sz w:val="18"/>
               </w:rPr>
               <w:t>−0.007 (0.025)</w:t>
             </w:r>
@@ -1203,18 +1341,18 @@
         </w:tc>
         <w:tc>
           <w:tcPr>
-            <w:tcW w:type="dxa" w:w="1656"/>
-          </w:tcPr>
-          <w:p>
-            <w:pPr>
-              <w:keepNext/>
-              <w:spacing w:after="0" w:line="240" w:lineRule="auto"/>
-              <w:jc w:val="center"/>
-            </w:pPr>
-            <w:r/>
-            <w:r>
-              <w:rPr>
-                <w:sz w:val="20"/>
+            <w:tcW w:type="dxa" w:w="1368"/>
+          </w:tcPr>
+          <w:p>
+            <w:pPr>
+              <w:keepNext/>
+              <w:spacing w:after="0" w:line="240" w:lineRule="auto"/>
+              <w:jc w:val="center"/>
+            </w:pPr>
+            <w:r/>
+            <w:r>
+              <w:rPr>
+                <w:sz w:val="18"/>
               </w:rPr>
               <w:t>−0.066** (0.032)</w:t>
             </w:r>
@@ -1222,18 +1360,18 @@
         </w:tc>
         <w:tc>
           <w:tcPr>
-            <w:tcW w:type="dxa" w:w="1656"/>
-          </w:tcPr>
-          <w:p>
-            <w:pPr>
-              <w:keepNext/>
-              <w:spacing w:after="0" w:line="240" w:lineRule="auto"/>
-              <w:jc w:val="center"/>
-            </w:pPr>
-            <w:r/>
-            <w:r>
-              <w:rPr>
-                <w:sz w:val="20"/>
+            <w:tcW w:type="dxa" w:w="1368"/>
+          </w:tcPr>
+          <w:p>
+            <w:pPr>
+              <w:keepNext/>
+              <w:spacing w:after="0" w:line="240" w:lineRule="auto"/>
+              <w:jc w:val="center"/>
+            </w:pPr>
+            <w:r/>
+            <w:r>
+              <w:rPr>
+                <w:sz w:val="18"/>
               </w:rPr>
               <w:t>0.005 (0.005)</w:t>
             </w:r>
@@ -1241,20 +1379,39 @@
         </w:tc>
         <w:tc>
           <w:tcPr>
-            <w:tcW w:type="dxa" w:w="1656"/>
-          </w:tcPr>
-          <w:p>
-            <w:pPr>
-              <w:keepNext/>
-              <w:spacing w:after="0" w:line="240" w:lineRule="auto"/>
-              <w:jc w:val="center"/>
-            </w:pPr>
-            <w:r/>
-            <w:r>
-              <w:rPr>
-                <w:sz w:val="20"/>
+            <w:tcW w:type="dxa" w:w="1368"/>
+          </w:tcPr>
+          <w:p>
+            <w:pPr>
+              <w:keepNext/>
+              <w:spacing w:after="0" w:line="240" w:lineRule="auto"/>
+              <w:jc w:val="center"/>
+            </w:pPr>
+            <w:r/>
+            <w:r>
+              <w:rPr>
+                <w:sz w:val="18"/>
               </w:rPr>
               <w:t>0.063*** (0.019)</w:t>
+            </w:r>
+          </w:p>
+        </w:tc>
+        <w:tc>
+          <w:tcPr>
+            <w:tcW w:type="dxa" w:w="1584"/>
+          </w:tcPr>
+          <w:p>
+            <w:pPr>
+              <w:keepNext/>
+              <w:spacing w:after="0" w:line="240" w:lineRule="auto"/>
+              <w:jc w:val="center"/>
+            </w:pPr>
+            <w:r/>
+            <w:r>
+              <w:rPr>
+                <w:sz w:val="18"/>
+              </w:rPr>
+              <w:t>582 / 1,955</w:t>
             </w:r>
           </w:p>
         </w:tc>
@@ -1265,7 +1422,7 @@
         </w:trPr>
         <w:tc>
           <w:tcPr>
-            <w:tcW w:type="dxa" w:w="2736"/>
+            <w:tcW w:type="dxa" w:w="2304"/>
             <w:tcBorders>
               <w:bottom w:val="single" w:sz="6" w:color="000000"/>
             </w:tcBorders>
@@ -1277,7 +1434,7 @@
             <w:r/>
             <w:r>
               <w:rPr>
-                <w:sz w:val="20"/>
+                <w:sz w:val="18"/>
               </w:rPr>
               <w:t>Without Thailand</w:t>
             </w:r>
@@ -1285,7 +1442,7 @@
         </w:tc>
         <w:tc>
           <w:tcPr>
-            <w:tcW w:type="dxa" w:w="1656"/>
+            <w:tcW w:type="dxa" w:w="1368"/>
             <w:tcBorders>
               <w:bottom w:val="single" w:sz="6" w:color="000000"/>
             </w:tcBorders>
@@ -1298,7 +1455,7 @@
             <w:r/>
             <w:r>
               <w:rPr>
-                <w:sz w:val="20"/>
+                <w:sz w:val="18"/>
               </w:rPr>
               <w:t>0.004 (0.029)</w:t>
             </w:r>
@@ -1306,7 +1463,7 @@
         </w:tc>
         <w:tc>
           <w:tcPr>
-            <w:tcW w:type="dxa" w:w="1656"/>
+            <w:tcW w:type="dxa" w:w="1368"/>
             <w:tcBorders>
               <w:bottom w:val="single" w:sz="6" w:color="000000"/>
             </w:tcBorders>
@@ -1319,7 +1476,7 @@
             <w:r/>
             <w:r>
               <w:rPr>
-                <w:sz w:val="20"/>
+                <w:sz w:val="18"/>
               </w:rPr>
               <w:t>−0.096** (0.037)</w:t>
             </w:r>
@@ -1327,7 +1484,7 @@
         </w:tc>
         <w:tc>
           <w:tcPr>
-            <w:tcW w:type="dxa" w:w="1656"/>
+            <w:tcW w:type="dxa" w:w="1368"/>
             <w:tcBorders>
               <w:bottom w:val="single" w:sz="6" w:color="000000"/>
             </w:tcBorders>
@@ -1340,7 +1497,7 @@
             <w:r/>
             <w:r>
               <w:rPr>
-                <w:sz w:val="20"/>
+                <w:sz w:val="18"/>
               </w:rPr>
               <w:t>0.004 (0.005)</w:t>
             </w:r>
@@ -1348,7 +1505,7 @@
         </w:tc>
         <w:tc>
           <w:tcPr>
-            <w:tcW w:type="dxa" w:w="1656"/>
+            <w:tcW w:type="dxa" w:w="1368"/>
             <w:tcBorders>
               <w:bottom w:val="single" w:sz="6" w:color="000000"/>
             </w:tcBorders>
@@ -1361,9 +1518,30 @@
             <w:r/>
             <w:r>
               <w:rPr>
-                <w:sz w:val="20"/>
+                <w:sz w:val="18"/>
               </w:rPr>
               <w:t>0.040* (0.021)</w:t>
+            </w:r>
+          </w:p>
+        </w:tc>
+        <w:tc>
+          <w:tcPr>
+            <w:tcW w:type="dxa" w:w="1584"/>
+            <w:tcBorders>
+              <w:bottom w:val="single" w:sz="6" w:color="000000"/>
+            </w:tcBorders>
+          </w:tcPr>
+          <w:p>
+            <w:pPr>
+              <w:spacing w:after="0" w:line="240" w:lineRule="auto"/>
+              <w:jc w:val="center"/>
+            </w:pPr>
+            <w:r/>
+            <w:r>
+              <w:rPr>
+                <w:sz w:val="18"/>
+              </w:rPr>
+              <w:t>471 / 1,813</w:t>
             </w:r>
           </w:p>
         </w:tc>
@@ -1378,7 +1556,27 @@
         <w:rPr>
           <w:sz w:val="18"/>
         </w:rPr>
-        <w:t>Note: Cells show the average effect over event years 0 to 3 without the named market, with bootstrap standard errors in parentheses. *, **, and *** denote significance at 10%, 5%, and 1% (unadjusted p-values).</w:t>
+        <w:t xml:space="preserve">Note: </w:t>
+      </w:r>
+      <w:r>
+        <w:rPr>
+          <w:color w:val="0000FF"/>
+          <w:sz w:val="18"/>
+        </w:rPr>
+        <w:t>Average change over event years 0 to 3 without the named market; firm-bootstrap standard errors; firm counts for ln(MTB). *, **, ***:</w:t>
+      </w:r>
+      <w:r>
+        <w:rPr>
+          <w:sz w:val="18"/>
+        </w:rPr>
+        <w:t xml:space="preserve"> </w:t>
+      </w:r>
+      <w:r>
+        <w:rPr>
+          <w:color w:val="0000FF"/>
+          <w:sz w:val="18"/>
+        </w:rPr>
+        <w:t>10%, 5%, 1% (unadjusted).</w:t>
       </w:r>
     </w:p>
     <w:p>
@@ -1409,7 +1607,20 @@
         <w:rPr>
           <w:sz w:val="22"/>
         </w:rPr>
-        <w:t>Table S2. Number of non-financial firms by year of first LSEG ESG score and market</w:t>
+        <w:t xml:space="preserve">Table S2. Number of non-financial firms by year of first </w:t>
+      </w:r>
+      <w:r>
+        <w:rPr>
+          <w:color w:val="0000FF"/>
+          <w:sz w:val="22"/>
+        </w:rPr>
+        <w:t>recorded</w:t>
+      </w:r>
+      <w:r>
+        <w:rPr>
+          <w:sz w:val="22"/>
+        </w:rPr>
+        <w:t xml:space="preserve"> LSEG ESG score and market</w:t>
       </w:r>
     </w:p>
     <w:tbl>
@@ -1456,7 +1667,7 @@
             <w:r>
               <w:rPr>
                 <w:b/>
-                <w:sz w:val="20"/>
+                <w:sz w:val="18"/>
               </w:rPr>
               <w:t>First score year</w:t>
             </w:r>
@@ -1480,7 +1691,7 @@
             <w:r>
               <w:rPr>
                 <w:b/>
-                <w:sz w:val="20"/>
+                <w:sz w:val="18"/>
               </w:rPr>
               <w:t>Indonesia</w:t>
             </w:r>
@@ -1504,7 +1715,7 @@
             <w:r>
               <w:rPr>
                 <w:b/>
-                <w:sz w:val="20"/>
+                <w:sz w:val="18"/>
               </w:rPr>
               <w:t>Malaysia</w:t>
             </w:r>
@@ -1528,7 +1739,7 @@
             <w:r>
               <w:rPr>
                 <w:b/>
-                <w:sz w:val="20"/>
+                <w:sz w:val="18"/>
               </w:rPr>
               <w:t>Philippines</w:t>
             </w:r>
@@ -1552,7 +1763,7 @@
             <w:r>
               <w:rPr>
                 <w:b/>
-                <w:sz w:val="20"/>
+                <w:sz w:val="18"/>
               </w:rPr>
               <w:t>Singapore</w:t>
             </w:r>
@@ -1576,7 +1787,7 @@
             <w:r>
               <w:rPr>
                 <w:b/>
-                <w:sz w:val="20"/>
+                <w:sz w:val="18"/>
               </w:rPr>
               <w:t>Thailand</w:t>
             </w:r>
@@ -1600,7 +1811,7 @@
             <w:r>
               <w:rPr>
                 <w:b/>
-                <w:sz w:val="20"/>
+                <w:sz w:val="18"/>
               </w:rPr>
               <w:t>Total</w:t>
             </w:r>
@@ -1623,7 +1834,7 @@
             <w:r/>
             <w:r>
               <w:rPr>
-                <w:sz w:val="20"/>
+                <w:sz w:val="18"/>
               </w:rPr>
               <w:t>2015</w:t>
             </w:r>
@@ -1642,7 +1853,7 @@
             <w:r/>
             <w:r>
               <w:rPr>
-                <w:sz w:val="20"/>
+                <w:sz w:val="18"/>
               </w:rPr>
               <w:t>2</w:t>
             </w:r>
@@ -1661,7 +1872,7 @@
             <w:r/>
             <w:r>
               <w:rPr>
-                <w:sz w:val="20"/>
+                <w:sz w:val="18"/>
               </w:rPr>
               <w:t>0</w:t>
             </w:r>
@@ -1680,7 +1891,7 @@
             <w:r/>
             <w:r>
               <w:rPr>
-                <w:sz w:val="20"/>
+                <w:sz w:val="18"/>
               </w:rPr>
               <w:t>2</w:t>
             </w:r>
@@ -1699,7 +1910,7 @@
             <w:r/>
             <w:r>
               <w:rPr>
-                <w:sz w:val="20"/>
+                <w:sz w:val="18"/>
               </w:rPr>
               <w:t>0</w:t>
             </w:r>
@@ -1718,7 +1929,7 @@
             <w:r/>
             <w:r>
               <w:rPr>
-                <w:sz w:val="20"/>
+                <w:sz w:val="18"/>
               </w:rPr>
               <w:t>4</w:t>
             </w:r>
@@ -1737,7 +1948,7 @@
             <w:r/>
             <w:r>
               <w:rPr>
-                <w:sz w:val="20"/>
+                <w:sz w:val="18"/>
               </w:rPr>
               <w:t>8</w:t>
             </w:r>
@@ -1760,7 +1971,7 @@
             <w:r/>
             <w:r>
               <w:rPr>
-                <w:sz w:val="20"/>
+                <w:sz w:val="18"/>
               </w:rPr>
               <w:t>2016</w:t>
             </w:r>
@@ -1779,7 +1990,7 @@
             <w:r/>
             <w:r>
               <w:rPr>
-                <w:sz w:val="20"/>
+                <w:sz w:val="18"/>
               </w:rPr>
               <w:t>3</w:t>
             </w:r>
@@ -1798,7 +2009,7 @@
             <w:r/>
             <w:r>
               <w:rPr>
-                <w:sz w:val="20"/>
+                <w:sz w:val="18"/>
               </w:rPr>
               <w:t>2</w:t>
             </w:r>
@@ -1817,7 +2028,7 @@
             <w:r/>
             <w:r>
               <w:rPr>
-                <w:sz w:val="20"/>
+                <w:sz w:val="18"/>
               </w:rPr>
               <w:t>1</w:t>
             </w:r>
@@ -1836,7 +2047,7 @@
             <w:r/>
             <w:r>
               <w:rPr>
-                <w:sz w:val="20"/>
+                <w:sz w:val="18"/>
               </w:rPr>
               <w:t>1</w:t>
             </w:r>
@@ -1855,7 +2066,7 @@
             <w:r/>
             <w:r>
               <w:rPr>
-                <w:sz w:val="20"/>
+                <w:sz w:val="18"/>
               </w:rPr>
               <w:t>2</w:t>
             </w:r>
@@ -1874,7 +2085,7 @@
             <w:r/>
             <w:r>
               <w:rPr>
-                <w:sz w:val="20"/>
+                <w:sz w:val="18"/>
               </w:rPr>
               <w:t>9</w:t>
             </w:r>
@@ -1897,7 +2108,7 @@
             <w:r/>
             <w:r>
               <w:rPr>
-                <w:sz w:val="20"/>
+                <w:sz w:val="18"/>
               </w:rPr>
               <w:t>2017</w:t>
             </w:r>
@@ -1916,7 +2127,7 @@
             <w:r/>
             <w:r>
               <w:rPr>
-                <w:sz w:val="20"/>
+                <w:sz w:val="18"/>
               </w:rPr>
               <w:t>1</w:t>
             </w:r>
@@ -1935,7 +2146,7 @@
             <w:r/>
             <w:r>
               <w:rPr>
-                <w:sz w:val="20"/>
+                <w:sz w:val="18"/>
               </w:rPr>
               <w:t>4</w:t>
             </w:r>
@@ -1954,7 +2165,7 @@
             <w:r/>
             <w:r>
               <w:rPr>
-                <w:sz w:val="20"/>
+                <w:sz w:val="18"/>
               </w:rPr>
               <w:t>0</w:t>
             </w:r>
@@ -1973,7 +2184,7 @@
             <w:r/>
             <w:r>
               <w:rPr>
-                <w:sz w:val="20"/>
+                <w:sz w:val="18"/>
               </w:rPr>
               <w:t>0</w:t>
             </w:r>
@@ -1992,7 +2203,7 @@
             <w:r/>
             <w:r>
               <w:rPr>
-                <w:sz w:val="20"/>
+                <w:sz w:val="18"/>
               </w:rPr>
               <w:t>2</w:t>
             </w:r>
@@ -2011,7 +2222,7 @@
             <w:r/>
             <w:r>
               <w:rPr>
-                <w:sz w:val="20"/>
+                <w:sz w:val="18"/>
               </w:rPr>
               <w:t>7</w:t>
             </w:r>
@@ -2034,7 +2245,7 @@
             <w:r/>
             <w:r>
               <w:rPr>
-                <w:sz w:val="20"/>
+                <w:sz w:val="18"/>
               </w:rPr>
               <w:t>2018</w:t>
             </w:r>
@@ -2053,7 +2264,7 @@
             <w:r/>
             <w:r>
               <w:rPr>
-                <w:sz w:val="20"/>
+                <w:sz w:val="18"/>
               </w:rPr>
               <w:t>2</w:t>
             </w:r>
@@ -2072,7 +2283,7 @@
             <w:r/>
             <w:r>
               <w:rPr>
-                <w:sz w:val="20"/>
+                <w:sz w:val="18"/>
               </w:rPr>
               <w:t>3</w:t>
             </w:r>
@@ -2091,7 +2302,7 @@
             <w:r/>
             <w:r>
               <w:rPr>
-                <w:sz w:val="20"/>
+                <w:sz w:val="18"/>
               </w:rPr>
               <w:t>1</w:t>
             </w:r>
@@ -2110,7 +2321,7 @@
             <w:r/>
             <w:r>
               <w:rPr>
-                <w:sz w:val="20"/>
+                <w:sz w:val="18"/>
               </w:rPr>
               <w:t>0</w:t>
             </w:r>
@@ -2129,7 +2340,7 @@
             <w:r/>
             <w:r>
               <w:rPr>
-                <w:sz w:val="20"/>
+                <w:sz w:val="18"/>
               </w:rPr>
               <w:t>2</w:t>
             </w:r>
@@ -2148,7 +2359,7 @@
             <w:r/>
             <w:r>
               <w:rPr>
-                <w:sz w:val="20"/>
+                <w:sz w:val="18"/>
               </w:rPr>
               <w:t>8</w:t>
             </w:r>
@@ -2171,7 +2382,7 @@
             <w:r/>
             <w:r>
               <w:rPr>
-                <w:sz w:val="20"/>
+                <w:sz w:val="18"/>
               </w:rPr>
               <w:t>2019</w:t>
             </w:r>
@@ -2190,7 +2401,7 @@
             <w:r/>
             <w:r>
               <w:rPr>
-                <w:sz w:val="20"/>
+                <w:sz w:val="18"/>
               </w:rPr>
               <w:t>1</w:t>
             </w:r>
@@ -2209,7 +2420,7 @@
             <w:r/>
             <w:r>
               <w:rPr>
-                <w:sz w:val="20"/>
+                <w:sz w:val="18"/>
               </w:rPr>
               <w:t>2</w:t>
             </w:r>
@@ -2228,7 +2439,7 @@
             <w:r/>
             <w:r>
               <w:rPr>
-                <w:sz w:val="20"/>
+                <w:sz w:val="18"/>
               </w:rPr>
               <w:t>0</w:t>
             </w:r>
@@ -2247,7 +2458,7 @@
             <w:r/>
             <w:r>
               <w:rPr>
-                <w:sz w:val="20"/>
+                <w:sz w:val="18"/>
               </w:rPr>
               <w:t>9</w:t>
             </w:r>
@@ -2266,7 +2477,7 @@
             <w:r/>
             <w:r>
               <w:rPr>
-                <w:sz w:val="20"/>
+                <w:sz w:val="18"/>
               </w:rPr>
               <w:t>18</w:t>
             </w:r>
@@ -2285,7 +2496,7 @@
             <w:r/>
             <w:r>
               <w:rPr>
-                <w:sz w:val="20"/>
+                <w:sz w:val="18"/>
               </w:rPr>
               <w:t>30</w:t>
             </w:r>
@@ -2308,7 +2519,7 @@
             <w:r/>
             <w:r>
               <w:rPr>
-                <w:sz w:val="20"/>
+                <w:sz w:val="18"/>
               </w:rPr>
               <w:t>2020</w:t>
             </w:r>
@@ -2327,7 +2538,7 @@
             <w:r/>
             <w:r>
               <w:rPr>
-                <w:sz w:val="20"/>
+                <w:sz w:val="18"/>
               </w:rPr>
               <w:t>3</w:t>
             </w:r>
@@ -2346,7 +2557,7 @@
             <w:r/>
             <w:r>
               <w:rPr>
-                <w:sz w:val="20"/>
+                <w:sz w:val="18"/>
               </w:rPr>
               <w:t>5</w:t>
             </w:r>
@@ -2365,7 +2576,7 @@
             <w:r/>
             <w:r>
               <w:rPr>
-                <w:sz w:val="20"/>
+                <w:sz w:val="18"/>
               </w:rPr>
               <w:t>1</w:t>
             </w:r>
@@ -2384,7 +2595,7 @@
             <w:r/>
             <w:r>
               <w:rPr>
-                <w:sz w:val="20"/>
+                <w:sz w:val="18"/>
               </w:rPr>
               <w:t>34</w:t>
             </w:r>
@@ -2403,7 +2614,7 @@
             <w:r/>
             <w:r>
               <w:rPr>
-                <w:sz w:val="20"/>
+                <w:sz w:val="18"/>
               </w:rPr>
               <w:t>47</w:t>
             </w:r>
@@ -2422,7 +2633,7 @@
             <w:r/>
             <w:r>
               <w:rPr>
-                <w:sz w:val="20"/>
+                <w:sz w:val="18"/>
               </w:rPr>
               <w:t>90</w:t>
             </w:r>
@@ -2445,7 +2656,7 @@
             <w:r/>
             <w:r>
               <w:rPr>
-                <w:sz w:val="20"/>
+                <w:sz w:val="18"/>
               </w:rPr>
               <w:t>2021</w:t>
             </w:r>
@@ -2464,7 +2675,7 @@
             <w:r/>
             <w:r>
               <w:rPr>
-                <w:sz w:val="20"/>
+                <w:sz w:val="18"/>
               </w:rPr>
               <w:t>6</w:t>
             </w:r>
@@ -2483,7 +2694,7 @@
             <w:r/>
             <w:r>
               <w:rPr>
-                <w:sz w:val="20"/>
+                <w:sz w:val="18"/>
               </w:rPr>
               <w:t>96</w:t>
             </w:r>
@@ -2502,7 +2713,7 @@
             <w:r/>
             <w:r>
               <w:rPr>
-                <w:sz w:val="20"/>
+                <w:sz w:val="18"/>
               </w:rPr>
               <w:t>5</w:t>
             </w:r>
@@ -2521,7 +2732,7 @@
             <w:r/>
             <w:r>
               <w:rPr>
-                <w:sz w:val="20"/>
+                <w:sz w:val="18"/>
               </w:rPr>
               <w:t>3</w:t>
             </w:r>
@@ -2540,7 +2751,7 @@
             <w:r/>
             <w:r>
               <w:rPr>
-                <w:sz w:val="20"/>
+                <w:sz w:val="18"/>
               </w:rPr>
               <w:t>31</w:t>
             </w:r>
@@ -2559,7 +2770,7 @@
             <w:r/>
             <w:r>
               <w:rPr>
-                <w:sz w:val="20"/>
+                <w:sz w:val="18"/>
               </w:rPr>
               <w:t>141</w:t>
             </w:r>
@@ -2582,7 +2793,7 @@
             <w:r/>
             <w:r>
               <w:rPr>
-                <w:sz w:val="20"/>
+                <w:sz w:val="18"/>
               </w:rPr>
               <w:t>2022</w:t>
             </w:r>
@@ -2601,7 +2812,7 @@
             <w:r/>
             <w:r>
               <w:rPr>
-                <w:sz w:val="20"/>
+                <w:sz w:val="18"/>
               </w:rPr>
               <w:t>13</w:t>
             </w:r>
@@ -2620,7 +2831,7 @@
             <w:r/>
             <w:r>
               <w:rPr>
-                <w:sz w:val="20"/>
+                <w:sz w:val="18"/>
               </w:rPr>
               <w:t>193</w:t>
             </w:r>
@@ -2639,7 +2850,7 @@
             <w:r/>
             <w:r>
               <w:rPr>
-                <w:sz w:val="20"/>
+                <w:sz w:val="18"/>
               </w:rPr>
               <w:t>4</w:t>
             </w:r>
@@ -2658,7 +2869,7 @@
             <w:r/>
             <w:r>
               <w:rPr>
-                <w:sz w:val="20"/>
+                <w:sz w:val="18"/>
               </w:rPr>
               <w:t>1</w:t>
             </w:r>
@@ -2677,7 +2888,7 @@
             <w:r/>
             <w:r>
               <w:rPr>
-                <w:sz w:val="20"/>
+                <w:sz w:val="18"/>
               </w:rPr>
               <w:t>26</w:t>
             </w:r>
@@ -2696,7 +2907,7 @@
             <w:r/>
             <w:r>
               <w:rPr>
-                <w:sz w:val="20"/>
+                <w:sz w:val="18"/>
               </w:rPr>
               <w:t>237</w:t>
             </w:r>
@@ -2719,7 +2930,7 @@
             <w:r/>
             <w:r>
               <w:rPr>
-                <w:sz w:val="20"/>
+                <w:sz w:val="18"/>
               </w:rPr>
               <w:t>2023</w:t>
             </w:r>
@@ -2738,7 +2949,7 @@
             <w:r/>
             <w:r>
               <w:rPr>
-                <w:sz w:val="20"/>
+                <w:sz w:val="18"/>
               </w:rPr>
               <w:t>8</w:t>
             </w:r>
@@ -2757,7 +2968,7 @@
             <w:r/>
             <w:r>
               <w:rPr>
-                <w:sz w:val="20"/>
+                <w:sz w:val="18"/>
               </w:rPr>
               <w:t>83</w:t>
             </w:r>
@@ -2776,7 +2987,7 @@
             <w:r/>
             <w:r>
               <w:rPr>
-                <w:sz w:val="20"/>
+                <w:sz w:val="18"/>
               </w:rPr>
               <w:t>0</w:t>
             </w:r>
@@ -2795,7 +3006,7 @@
             <w:r/>
             <w:r>
               <w:rPr>
-                <w:sz w:val="20"/>
+                <w:sz w:val="18"/>
               </w:rPr>
               <w:t>2</w:t>
             </w:r>
@@ -2814,7 +3025,7 @@
             <w:r/>
             <w:r>
               <w:rPr>
-                <w:sz w:val="20"/>
+                <w:sz w:val="18"/>
               </w:rPr>
               <w:t>16</w:t>
             </w:r>
@@ -2833,7 +3044,7 @@
             <w:r/>
             <w:r>
               <w:rPr>
-                <w:sz w:val="20"/>
+                <w:sz w:val="18"/>
               </w:rPr>
               <w:t>109</w:t>
             </w:r>
@@ -2858,7 +3069,7 @@
             <w:r/>
             <w:r>
               <w:rPr>
-                <w:sz w:val="20"/>
+                <w:sz w:val="18"/>
               </w:rPr>
               <w:t>2024</w:t>
             </w:r>
@@ -2879,7 +3090,7 @@
             <w:r/>
             <w:r>
               <w:rPr>
-                <w:sz w:val="20"/>
+                <w:sz w:val="18"/>
               </w:rPr>
               <w:t>3</w:t>
             </w:r>
@@ -2900,7 +3111,7 @@
             <w:r/>
             <w:r>
               <w:rPr>
-                <w:sz w:val="20"/>
+                <w:sz w:val="18"/>
               </w:rPr>
               <w:t>16</w:t>
             </w:r>
@@ -2921,7 +3132,7 @@
             <w:r/>
             <w:r>
               <w:rPr>
-                <w:sz w:val="20"/>
+                <w:sz w:val="18"/>
               </w:rPr>
               <w:t>0</w:t>
             </w:r>
@@ -2942,7 +3153,7 @@
             <w:r/>
             <w:r>
               <w:rPr>
-                <w:sz w:val="20"/>
+                <w:sz w:val="18"/>
               </w:rPr>
               <w:t>0</w:t>
             </w:r>
@@ -2963,7 +3174,7 @@
             <w:r/>
             <w:r>
               <w:rPr>
-                <w:sz w:val="20"/>
+                <w:sz w:val="18"/>
               </w:rPr>
               <w:t>17</w:t>
             </w:r>
@@ -2984,7 +3195,7 @@
             <w:r/>
             <w:r>
               <w:rPr>
-                <w:sz w:val="20"/>
+                <w:sz w:val="18"/>
               </w:rPr>
               <w:t>36</w:t>
             </w:r>
@@ -3032,7 +3243,20 @@
         <w:rPr>
           <w:sz w:val="22"/>
         </w:rPr>
-        <w:t>Figure S1. Number of non-financial firms by year of first LSEG ESG score</w:t>
+        <w:t xml:space="preserve">Figure S1. Number of non-financial firms by year of first </w:t>
+      </w:r>
+      <w:r>
+        <w:rPr>
+          <w:color w:val="0000FF"/>
+          <w:sz w:val="22"/>
+        </w:rPr>
+        <w:t>recorded</w:t>
+      </w:r>
+      <w:r>
+        <w:rPr>
+          <w:sz w:val="22"/>
+        </w:rPr>
+        <w:t xml:space="preserve"> LSEG ESG score</w:t>
       </w:r>
     </w:p>
     <w:p>
@@ -3043,7 +3267,7 @@
       <w:r>
         <w:drawing>
           <wp:inline xmlns:a="http://schemas.openxmlformats.org/drawingml/2006/main" xmlns:pic="http://schemas.openxmlformats.org/drawingml/2006/picture">
-            <wp:extent cx="5943600" cy="3467100"/>
+            <wp:extent cx="5943600" cy="3108960"/>
             <wp:docPr id="1" name="Picture 1"/>
             <wp:cNvGraphicFramePr>
               <a:graphicFrameLocks noChangeAspect="1"/>
@@ -3064,7 +3288,7 @@
                   <pic:spPr>
                     <a:xfrm>
                       <a:off x="0" y="0"/>
-                      <a:ext cx="5943600" cy="3467100"/>
+                      <a:ext cx="5943600" cy="3108960"/>
                     </a:xfrm>
                     <a:prstGeom prst="rect"/>
                   </pic:spPr>
@@ -3115,7 +3339,20 @@
         <w:rPr>
           <w:sz w:val="22"/>
         </w:rPr>
-        <w:t>Table S3. Estimates of the average effect of the first LSEG ESG score by market</w:t>
+        <w:t xml:space="preserve">Table S3. Average change after the first </w:t>
+      </w:r>
+      <w:r>
+        <w:rPr>
+          <w:color w:val="0000FF"/>
+          <w:sz w:val="22"/>
+        </w:rPr>
+        <w:t>recorded</w:t>
+      </w:r>
+      <w:r>
+        <w:rPr>
+          <w:sz w:val="22"/>
+        </w:rPr>
+        <w:t xml:space="preserve"> LSEG ESG score by market</w:t>
       </w:r>
     </w:p>
     <w:tbl>
@@ -3132,12 +3369,12 @@
         <w:tblLook w:firstColumn="1" w:firstRow="1" w:lastColumn="0" w:lastRow="0" w:noHBand="0" w:noVBand="1" w:val="04A0"/>
       </w:tblPr>
       <w:tblGrid>
-        <w:gridCol w:w="1728"/>
+        <w:gridCol w:w="1872"/>
+        <w:gridCol w:w="1440"/>
+        <w:gridCol w:w="1512"/>
+        <w:gridCol w:w="1512"/>
+        <w:gridCol w:w="1440"/>
         <w:gridCol w:w="1584"/>
-        <w:gridCol w:w="1584"/>
-        <w:gridCol w:w="1584"/>
-        <w:gridCol w:w="1584"/>
-        <w:gridCol w:w="1296"/>
       </w:tblGrid>
       <w:tr>
         <w:trPr>
@@ -3146,7 +3383,7 @@
         </w:trPr>
         <w:tc>
           <w:tcPr>
-            <w:tcW w:type="dxa" w:w="1728"/>
+            <w:tcW w:type="dxa" w:w="1872"/>
             <w:tcBorders>
               <w:top w:val="single" w:sz="6" w:color="000000"/>
               <w:bottom w:val="single" w:sz="6" w:color="000000"/>
@@ -3161,9 +3398,105 @@
             <w:r>
               <w:rPr>
                 <w:b/>
-                <w:sz w:val="20"/>
+                <w:sz w:val="18"/>
               </w:rPr>
               <w:t>Market</w:t>
+            </w:r>
+          </w:p>
+        </w:tc>
+        <w:tc>
+          <w:tcPr>
+            <w:tcW w:type="dxa" w:w="1440"/>
+            <w:tcBorders>
+              <w:top w:val="single" w:sz="6" w:color="000000"/>
+              <w:bottom w:val="single" w:sz="6" w:color="000000"/>
+            </w:tcBorders>
+          </w:tcPr>
+          <w:p>
+            <w:pPr>
+              <w:keepNext/>
+              <w:spacing w:after="0" w:line="240" w:lineRule="auto"/>
+              <w:jc w:val="center"/>
+            </w:pPr>
+            <w:r/>
+            <w:r>
+              <w:rPr>
+                <w:b/>
+                <w:sz w:val="18"/>
+              </w:rPr>
+              <w:t>ln(MTB)</w:t>
+            </w:r>
+          </w:p>
+        </w:tc>
+        <w:tc>
+          <w:tcPr>
+            <w:tcW w:type="dxa" w:w="1512"/>
+            <w:tcBorders>
+              <w:top w:val="single" w:sz="6" w:color="000000"/>
+              <w:bottom w:val="single" w:sz="6" w:color="000000"/>
+            </w:tcBorders>
+          </w:tcPr>
+          <w:p>
+            <w:pPr>
+              <w:keepNext/>
+              <w:spacing w:after="0" w:line="240" w:lineRule="auto"/>
+              <w:jc w:val="center"/>
+            </w:pPr>
+            <w:r/>
+            <w:r>
+              <w:rPr>
+                <w:b/>
+                <w:sz w:val="18"/>
+              </w:rPr>
+              <w:t>ln(market cap)</w:t>
+            </w:r>
+          </w:p>
+        </w:tc>
+        <w:tc>
+          <w:tcPr>
+            <w:tcW w:type="dxa" w:w="1512"/>
+            <w:tcBorders>
+              <w:top w:val="single" w:sz="6" w:color="000000"/>
+              <w:bottom w:val="single" w:sz="6" w:color="000000"/>
+            </w:tcBorders>
+          </w:tcPr>
+          <w:p>
+            <w:pPr>
+              <w:keepNext/>
+              <w:spacing w:after="0" w:line="240" w:lineRule="auto"/>
+              <w:jc w:val="center"/>
+            </w:pPr>
+            <w:r/>
+            <w:r>
+              <w:rPr>
+                <w:b/>
+                <w:sz w:val="18"/>
+              </w:rPr>
+              <w:t>Leverage (ratio)</w:t>
+            </w:r>
+          </w:p>
+        </w:tc>
+        <w:tc>
+          <w:tcPr>
+            <w:tcW w:type="dxa" w:w="1440"/>
+            <w:tcBorders>
+              <w:top w:val="single" w:sz="6" w:color="000000"/>
+              <w:bottom w:val="single" w:sz="6" w:color="000000"/>
+            </w:tcBorders>
+          </w:tcPr>
+          <w:p>
+            <w:pPr>
+              <w:keepNext/>
+              <w:spacing w:after="0" w:line="240" w:lineRule="auto"/>
+              <w:jc w:val="center"/>
+            </w:pPr>
+            <w:r/>
+            <w:r>
+              <w:rPr>
+                <w:b/>
+                <w:sz w:val="18"/>
+              </w:rPr>
+              <w:t>ln(assets)</w:t>
             </w:r>
           </w:p>
         </w:tc>
@@ -3185,105 +3518,9 @@
             <w:r>
               <w:rPr>
                 <w:b/>
-                <w:sz w:val="20"/>
-              </w:rPr>
-              <w:t>ln(MTB)</w:t>
-            </w:r>
-          </w:p>
-        </w:tc>
-        <w:tc>
-          <w:tcPr>
-            <w:tcW w:type="dxa" w:w="1584"/>
-            <w:tcBorders>
-              <w:top w:val="single" w:sz="6" w:color="000000"/>
-              <w:bottom w:val="single" w:sz="6" w:color="000000"/>
-            </w:tcBorders>
-          </w:tcPr>
-          <w:p>
-            <w:pPr>
-              <w:keepNext/>
-              <w:spacing w:after="0" w:line="240" w:lineRule="auto"/>
-              <w:jc w:val="center"/>
-            </w:pPr>
-            <w:r/>
-            <w:r>
-              <w:rPr>
-                <w:b/>
-                <w:sz w:val="20"/>
-              </w:rPr>
-              <w:t>ln(market cap)</w:t>
-            </w:r>
-          </w:p>
-        </w:tc>
-        <w:tc>
-          <w:tcPr>
-            <w:tcW w:type="dxa" w:w="1584"/>
-            <w:tcBorders>
-              <w:top w:val="single" w:sz="6" w:color="000000"/>
-              <w:bottom w:val="single" w:sz="6" w:color="000000"/>
-            </w:tcBorders>
-          </w:tcPr>
-          <w:p>
-            <w:pPr>
-              <w:keepNext/>
-              <w:spacing w:after="0" w:line="240" w:lineRule="auto"/>
-              <w:jc w:val="center"/>
-            </w:pPr>
-            <w:r/>
-            <w:r>
-              <w:rPr>
-                <w:b/>
-                <w:sz w:val="20"/>
-              </w:rPr>
-              <w:t>Leverage (ratio)</w:t>
-            </w:r>
-          </w:p>
-        </w:tc>
-        <w:tc>
-          <w:tcPr>
-            <w:tcW w:type="dxa" w:w="1584"/>
-            <w:tcBorders>
-              <w:top w:val="single" w:sz="6" w:color="000000"/>
-              <w:bottom w:val="single" w:sz="6" w:color="000000"/>
-            </w:tcBorders>
-          </w:tcPr>
-          <w:p>
-            <w:pPr>
-              <w:keepNext/>
-              <w:spacing w:after="0" w:line="240" w:lineRule="auto"/>
-              <w:jc w:val="center"/>
-            </w:pPr>
-            <w:r/>
-            <w:r>
-              <w:rPr>
-                <w:b/>
-                <w:sz w:val="20"/>
-              </w:rPr>
-              <w:t>ln(assets)</w:t>
-            </w:r>
-          </w:p>
-        </w:tc>
-        <w:tc>
-          <w:tcPr>
-            <w:tcW w:type="dxa" w:w="1296"/>
-            <w:tcBorders>
-              <w:top w:val="single" w:sz="6" w:color="000000"/>
-              <w:bottom w:val="single" w:sz="6" w:color="000000"/>
-            </w:tcBorders>
-          </w:tcPr>
-          <w:p>
-            <w:pPr>
-              <w:keepNext/>
-              <w:spacing w:after="0" w:line="240" w:lineRule="auto"/>
-              <w:jc w:val="center"/>
-            </w:pPr>
-            <w:r/>
-            <w:r>
-              <w:rPr>
-                <w:b/>
-                <w:sz w:val="20"/>
-              </w:rPr>
-              <w:t>Scored firms</w:t>
+                <w:sz w:val="18"/>
+              </w:rPr>
+              <w:t>Scored / control firms</w:t>
             </w:r>
           </w:p>
         </w:tc>
@@ -3294,17 +3531,17 @@
         </w:trPr>
         <w:tc>
           <w:tcPr>
-            <w:tcW w:type="dxa" w:w="1728"/>
-          </w:tcPr>
-          <w:p>
-            <w:pPr>
-              <w:keepNext/>
-              <w:spacing w:after="0" w:line="240" w:lineRule="auto"/>
-            </w:pPr>
-            <w:r/>
-            <w:r>
-              <w:rPr>
-                <w:sz w:val="20"/>
+            <w:tcW w:type="dxa" w:w="1872"/>
+          </w:tcPr>
+          <w:p>
+            <w:pPr>
+              <w:keepNext/>
+              <w:spacing w:after="0" w:line="240" w:lineRule="auto"/>
+            </w:pPr>
+            <w:r/>
+            <w:r>
+              <w:rPr>
+                <w:sz w:val="18"/>
               </w:rPr>
               <w:t>Indonesia</w:t>
             </w:r>
@@ -3312,6 +3549,82 @@
         </w:tc>
         <w:tc>
           <w:tcPr>
+            <w:tcW w:type="dxa" w:w="1440"/>
+          </w:tcPr>
+          <w:p>
+            <w:pPr>
+              <w:keepNext/>
+              <w:spacing w:after="0" w:line="240" w:lineRule="auto"/>
+              <w:jc w:val="center"/>
+            </w:pPr>
+            <w:r/>
+            <w:r>
+              <w:rPr>
+                <w:sz w:val="18"/>
+              </w:rPr>
+              <w:t>0.054 (0.128)</w:t>
+            </w:r>
+          </w:p>
+        </w:tc>
+        <w:tc>
+          <w:tcPr>
+            <w:tcW w:type="dxa" w:w="1512"/>
+          </w:tcPr>
+          <w:p>
+            <w:pPr>
+              <w:keepNext/>
+              <w:spacing w:after="0" w:line="240" w:lineRule="auto"/>
+              <w:jc w:val="center"/>
+            </w:pPr>
+            <w:r/>
+            <w:r>
+              <w:rPr>
+                <w:sz w:val="18"/>
+              </w:rPr>
+              <w:t>−0.018 (0.109)</w:t>
+            </w:r>
+          </w:p>
+        </w:tc>
+        <w:tc>
+          <w:tcPr>
+            <w:tcW w:type="dxa" w:w="1512"/>
+          </w:tcPr>
+          <w:p>
+            <w:pPr>
+              <w:keepNext/>
+              <w:spacing w:after="0" w:line="240" w:lineRule="auto"/>
+              <w:jc w:val="center"/>
+            </w:pPr>
+            <w:r/>
+            <w:r>
+              <w:rPr>
+                <w:sz w:val="18"/>
+              </w:rPr>
+              <w:t>0.023 (0.018)</w:t>
+            </w:r>
+          </w:p>
+        </w:tc>
+        <w:tc>
+          <w:tcPr>
+            <w:tcW w:type="dxa" w:w="1440"/>
+          </w:tcPr>
+          <w:p>
+            <w:pPr>
+              <w:keepNext/>
+              <w:spacing w:after="0" w:line="240" w:lineRule="auto"/>
+              <w:jc w:val="center"/>
+            </w:pPr>
+            <w:r/>
+            <w:r>
+              <w:rPr>
+                <w:sz w:val="18"/>
+              </w:rPr>
+              <w:t>0.123* (0.070)</w:t>
+            </w:r>
+          </w:p>
+        </w:tc>
+        <w:tc>
+          <w:tcPr>
             <w:tcW w:type="dxa" w:w="1584"/>
           </w:tcPr>
           <w:p>
@@ -3323,85 +3636,9 @@
             <w:r/>
             <w:r>
               <w:rPr>
-                <w:sz w:val="20"/>
-              </w:rPr>
-              <w:t>0.054 (0.128)</w:t>
-            </w:r>
-          </w:p>
-        </w:tc>
-        <w:tc>
-          <w:tcPr>
-            <w:tcW w:type="dxa" w:w="1584"/>
-          </w:tcPr>
-          <w:p>
-            <w:pPr>
-              <w:keepNext/>
-              <w:spacing w:after="0" w:line="240" w:lineRule="auto"/>
-              <w:jc w:val="center"/>
-            </w:pPr>
-            <w:r/>
-            <w:r>
-              <w:rPr>
-                <w:sz w:val="20"/>
-              </w:rPr>
-              <w:t>−0.018 (0.109)</w:t>
-            </w:r>
-          </w:p>
-        </w:tc>
-        <w:tc>
-          <w:tcPr>
-            <w:tcW w:type="dxa" w:w="1584"/>
-          </w:tcPr>
-          <w:p>
-            <w:pPr>
-              <w:keepNext/>
-              <w:spacing w:after="0" w:line="240" w:lineRule="auto"/>
-              <w:jc w:val="center"/>
-            </w:pPr>
-            <w:r/>
-            <w:r>
-              <w:rPr>
-                <w:sz w:val="20"/>
-              </w:rPr>
-              <w:t>0.023 (0.018)</w:t>
-            </w:r>
-          </w:p>
-        </w:tc>
-        <w:tc>
-          <w:tcPr>
-            <w:tcW w:type="dxa" w:w="1584"/>
-          </w:tcPr>
-          <w:p>
-            <w:pPr>
-              <w:keepNext/>
-              <w:spacing w:after="0" w:line="240" w:lineRule="auto"/>
-              <w:jc w:val="center"/>
-            </w:pPr>
-            <w:r/>
-            <w:r>
-              <w:rPr>
-                <w:sz w:val="20"/>
-              </w:rPr>
-              <w:t>0.123* (0.070)</w:t>
-            </w:r>
-          </w:p>
-        </w:tc>
-        <w:tc>
-          <w:tcPr>
-            <w:tcW w:type="dxa" w:w="1296"/>
-          </w:tcPr>
-          <w:p>
-            <w:pPr>
-              <w:keepNext/>
-              <w:spacing w:after="0" w:line="240" w:lineRule="auto"/>
-              <w:jc w:val="center"/>
-            </w:pPr>
-            <w:r/>
-            <w:r>
-              <w:rPr>
-                <w:sz w:val="20"/>
-              </w:rPr>
-              <w:t>39</w:t>
+                <w:sz w:val="18"/>
+              </w:rPr>
+              <w:t>39 / 678</w:t>
             </w:r>
           </w:p>
         </w:tc>
@@ -3412,17 +3649,17 @@
         </w:trPr>
         <w:tc>
           <w:tcPr>
-            <w:tcW w:type="dxa" w:w="1728"/>
-          </w:tcPr>
-          <w:p>
-            <w:pPr>
-              <w:keepNext/>
-              <w:spacing w:after="0" w:line="240" w:lineRule="auto"/>
-            </w:pPr>
-            <w:r/>
-            <w:r>
-              <w:rPr>
-                <w:sz w:val="20"/>
+            <w:tcW w:type="dxa" w:w="1872"/>
+          </w:tcPr>
+          <w:p>
+            <w:pPr>
+              <w:keepNext/>
+              <w:spacing w:after="0" w:line="240" w:lineRule="auto"/>
+            </w:pPr>
+            <w:r/>
+            <w:r>
+              <w:rPr>
+                <w:sz w:val="18"/>
               </w:rPr>
               <w:t>Malaysia</w:t>
             </w:r>
@@ -3430,6 +3667,82 @@
         </w:tc>
         <w:tc>
           <w:tcPr>
+            <w:tcW w:type="dxa" w:w="1440"/>
+          </w:tcPr>
+          <w:p>
+            <w:pPr>
+              <w:keepNext/>
+              <w:spacing w:after="0" w:line="240" w:lineRule="auto"/>
+              <w:jc w:val="center"/>
+            </w:pPr>
+            <w:r/>
+            <w:r>
+              <w:rPr>
+                <w:sz w:val="18"/>
+              </w:rPr>
+              <w:t>0.009 (0.033)</w:t>
+            </w:r>
+          </w:p>
+        </w:tc>
+        <w:tc>
+          <w:tcPr>
+            <w:tcW w:type="dxa" w:w="1512"/>
+          </w:tcPr>
+          <w:p>
+            <w:pPr>
+              <w:keepNext/>
+              <w:spacing w:after="0" w:line="240" w:lineRule="auto"/>
+              <w:jc w:val="center"/>
+            </w:pPr>
+            <w:r/>
+            <w:r>
+              <w:rPr>
+                <w:sz w:val="18"/>
+              </w:rPr>
+              <w:t>−0.114** (0.048)</w:t>
+            </w:r>
+          </w:p>
+        </w:tc>
+        <w:tc>
+          <w:tcPr>
+            <w:tcW w:type="dxa" w:w="1512"/>
+          </w:tcPr>
+          <w:p>
+            <w:pPr>
+              <w:keepNext/>
+              <w:spacing w:after="0" w:line="240" w:lineRule="auto"/>
+              <w:jc w:val="center"/>
+            </w:pPr>
+            <w:r/>
+            <w:r>
+              <w:rPr>
+                <w:sz w:val="18"/>
+              </w:rPr>
+              <w:t>0.002 (0.006)</w:t>
+            </w:r>
+          </w:p>
+        </w:tc>
+        <w:tc>
+          <w:tcPr>
+            <w:tcW w:type="dxa" w:w="1440"/>
+          </w:tcPr>
+          <w:p>
+            <w:pPr>
+              <w:keepNext/>
+              <w:spacing w:after="0" w:line="240" w:lineRule="auto"/>
+              <w:jc w:val="center"/>
+            </w:pPr>
+            <w:r/>
+            <w:r>
+              <w:rPr>
+                <w:sz w:val="18"/>
+              </w:rPr>
+              <w:t>0.033 (0.024)</w:t>
+            </w:r>
+          </w:p>
+        </w:tc>
+        <w:tc>
+          <w:tcPr>
             <w:tcW w:type="dxa" w:w="1584"/>
           </w:tcPr>
           <w:p>
@@ -3441,85 +3754,9 @@
             <w:r/>
             <w:r>
               <w:rPr>
-                <w:sz w:val="20"/>
-              </w:rPr>
-              <w:t>0.009 (0.033)</w:t>
-            </w:r>
-          </w:p>
-        </w:tc>
-        <w:tc>
-          <w:tcPr>
-            <w:tcW w:type="dxa" w:w="1584"/>
-          </w:tcPr>
-          <w:p>
-            <w:pPr>
-              <w:keepNext/>
-              <w:spacing w:after="0" w:line="240" w:lineRule="auto"/>
-              <w:jc w:val="center"/>
-            </w:pPr>
-            <w:r/>
-            <w:r>
-              <w:rPr>
-                <w:sz w:val="20"/>
-              </w:rPr>
-              <w:t>−0.114** (0.048)</w:t>
-            </w:r>
-          </w:p>
-        </w:tc>
-        <w:tc>
-          <w:tcPr>
-            <w:tcW w:type="dxa" w:w="1584"/>
-          </w:tcPr>
-          <w:p>
-            <w:pPr>
-              <w:keepNext/>
-              <w:spacing w:after="0" w:line="240" w:lineRule="auto"/>
-              <w:jc w:val="center"/>
-            </w:pPr>
-            <w:r/>
-            <w:r>
-              <w:rPr>
-                <w:sz w:val="20"/>
-              </w:rPr>
-              <w:t>0.002 (0.006)</w:t>
-            </w:r>
-          </w:p>
-        </w:tc>
-        <w:tc>
-          <w:tcPr>
-            <w:tcW w:type="dxa" w:w="1584"/>
-          </w:tcPr>
-          <w:p>
-            <w:pPr>
-              <w:keepNext/>
-              <w:spacing w:after="0" w:line="240" w:lineRule="auto"/>
-              <w:jc w:val="center"/>
-            </w:pPr>
-            <w:r/>
-            <w:r>
-              <w:rPr>
-                <w:sz w:val="20"/>
-              </w:rPr>
-              <w:t>0.033 (0.024)</w:t>
-            </w:r>
-          </w:p>
-        </w:tc>
-        <w:tc>
-          <w:tcPr>
-            <w:tcW w:type="dxa" w:w="1296"/>
-          </w:tcPr>
-          <w:p>
-            <w:pPr>
-              <w:keepNext/>
-              <w:spacing w:after="0" w:line="240" w:lineRule="auto"/>
-              <w:jc w:val="center"/>
-            </w:pPr>
-            <w:r/>
-            <w:r>
-              <w:rPr>
-                <w:sz w:val="20"/>
-              </w:rPr>
-              <w:t>372</w:t>
+                <w:sz w:val="18"/>
+              </w:rPr>
+              <w:t>372 / 486</w:t>
             </w:r>
           </w:p>
         </w:tc>
@@ -3530,17 +3767,17 @@
         </w:trPr>
         <w:tc>
           <w:tcPr>
-            <w:tcW w:type="dxa" w:w="1728"/>
-          </w:tcPr>
-          <w:p>
-            <w:pPr>
-              <w:keepNext/>
-              <w:spacing w:after="0" w:line="240" w:lineRule="auto"/>
-            </w:pPr>
-            <w:r/>
-            <w:r>
-              <w:rPr>
-                <w:sz w:val="20"/>
+            <w:tcW w:type="dxa" w:w="1872"/>
+          </w:tcPr>
+          <w:p>
+            <w:pPr>
+              <w:keepNext/>
+              <w:spacing w:after="0" w:line="240" w:lineRule="auto"/>
+            </w:pPr>
+            <w:r/>
+            <w:r>
+              <w:rPr>
+                <w:sz w:val="18"/>
               </w:rPr>
               <w:t>Philippines</w:t>
             </w:r>
@@ -3548,6 +3785,82 @@
         </w:tc>
         <w:tc>
           <w:tcPr>
+            <w:tcW w:type="dxa" w:w="1440"/>
+          </w:tcPr>
+          <w:p>
+            <w:pPr>
+              <w:keepNext/>
+              <w:spacing w:after="0" w:line="240" w:lineRule="auto"/>
+              <w:jc w:val="center"/>
+            </w:pPr>
+            <w:r/>
+            <w:r>
+              <w:rPr>
+                <w:sz w:val="18"/>
+              </w:rPr>
+              <w:t>−0.006 (0.109)</w:t>
+            </w:r>
+          </w:p>
+        </w:tc>
+        <w:tc>
+          <w:tcPr>
+            <w:tcW w:type="dxa" w:w="1512"/>
+          </w:tcPr>
+          <w:p>
+            <w:pPr>
+              <w:keepNext/>
+              <w:spacing w:after="0" w:line="240" w:lineRule="auto"/>
+              <w:jc w:val="center"/>
+            </w:pPr>
+            <w:r/>
+            <w:r>
+              <w:rPr>
+                <w:sz w:val="18"/>
+              </w:rPr>
+              <w:t>0.101 (0.128)</w:t>
+            </w:r>
+          </w:p>
+        </w:tc>
+        <w:tc>
+          <w:tcPr>
+            <w:tcW w:type="dxa" w:w="1512"/>
+          </w:tcPr>
+          <w:p>
+            <w:pPr>
+              <w:keepNext/>
+              <w:spacing w:after="0" w:line="240" w:lineRule="auto"/>
+              <w:jc w:val="center"/>
+            </w:pPr>
+            <w:r/>
+            <w:r>
+              <w:rPr>
+                <w:sz w:val="18"/>
+              </w:rPr>
+              <w:t>0.041 (0.028)</w:t>
+            </w:r>
+          </w:p>
+        </w:tc>
+        <w:tc>
+          <w:tcPr>
+            <w:tcW w:type="dxa" w:w="1440"/>
+          </w:tcPr>
+          <w:p>
+            <w:pPr>
+              <w:keepNext/>
+              <w:spacing w:after="0" w:line="240" w:lineRule="auto"/>
+              <w:jc w:val="center"/>
+            </w:pPr>
+            <w:r/>
+            <w:r>
+              <w:rPr>
+                <w:sz w:val="18"/>
+              </w:rPr>
+              <w:t>0.025 (0.079)</w:t>
+            </w:r>
+          </w:p>
+        </w:tc>
+        <w:tc>
+          <w:tcPr>
             <w:tcW w:type="dxa" w:w="1584"/>
           </w:tcPr>
           <w:p>
@@ -3559,85 +3872,9 @@
             <w:r/>
             <w:r>
               <w:rPr>
-                <w:sz w:val="20"/>
-              </w:rPr>
-              <w:t>−0.006 (0.109)</w:t>
-            </w:r>
-          </w:p>
-        </w:tc>
-        <w:tc>
-          <w:tcPr>
-            <w:tcW w:type="dxa" w:w="1584"/>
-          </w:tcPr>
-          <w:p>
-            <w:pPr>
-              <w:keepNext/>
-              <w:spacing w:after="0" w:line="240" w:lineRule="auto"/>
-              <w:jc w:val="center"/>
-            </w:pPr>
-            <w:r/>
-            <w:r>
-              <w:rPr>
-                <w:sz w:val="20"/>
-              </w:rPr>
-              <w:t>0.101 (0.128)</w:t>
-            </w:r>
-          </w:p>
-        </w:tc>
-        <w:tc>
-          <w:tcPr>
-            <w:tcW w:type="dxa" w:w="1584"/>
-          </w:tcPr>
-          <w:p>
-            <w:pPr>
-              <w:keepNext/>
-              <w:spacing w:after="0" w:line="240" w:lineRule="auto"/>
-              <w:jc w:val="center"/>
-            </w:pPr>
-            <w:r/>
-            <w:r>
-              <w:rPr>
-                <w:sz w:val="20"/>
-              </w:rPr>
-              <w:t>0.041 (0.028)</w:t>
-            </w:r>
-          </w:p>
-        </w:tc>
-        <w:tc>
-          <w:tcPr>
-            <w:tcW w:type="dxa" w:w="1584"/>
-          </w:tcPr>
-          <w:p>
-            <w:pPr>
-              <w:keepNext/>
-              <w:spacing w:after="0" w:line="240" w:lineRule="auto"/>
-              <w:jc w:val="center"/>
-            </w:pPr>
-            <w:r/>
-            <w:r>
-              <w:rPr>
-                <w:sz w:val="20"/>
-              </w:rPr>
-              <w:t>0.025 (0.079)</w:t>
-            </w:r>
-          </w:p>
-        </w:tc>
-        <w:tc>
-          <w:tcPr>
-            <w:tcW w:type="dxa" w:w="1296"/>
-          </w:tcPr>
-          <w:p>
-            <w:pPr>
-              <w:keepNext/>
-              <w:spacing w:after="0" w:line="240" w:lineRule="auto"/>
-              <w:jc w:val="center"/>
-            </w:pPr>
-            <w:r/>
-            <w:r>
-              <w:rPr>
-                <w:sz w:val="20"/>
-              </w:rPr>
-              <w:t>14</w:t>
+                <w:sz w:val="18"/>
+              </w:rPr>
+              <w:t>14 / 179</w:t>
             </w:r>
           </w:p>
         </w:tc>
@@ -3648,17 +3885,17 @@
         </w:trPr>
         <w:tc>
           <w:tcPr>
-            <w:tcW w:type="dxa" w:w="1728"/>
-          </w:tcPr>
-          <w:p>
-            <w:pPr>
-              <w:keepNext/>
-              <w:spacing w:after="0" w:line="240" w:lineRule="auto"/>
-            </w:pPr>
-            <w:r/>
-            <w:r>
-              <w:rPr>
-                <w:sz w:val="20"/>
+            <w:tcW w:type="dxa" w:w="1872"/>
+          </w:tcPr>
+          <w:p>
+            <w:pPr>
+              <w:keepNext/>
+              <w:spacing w:after="0" w:line="240" w:lineRule="auto"/>
+            </w:pPr>
+            <w:r/>
+            <w:r>
+              <w:rPr>
+                <w:sz w:val="18"/>
               </w:rPr>
               <w:t>Singapore</w:t>
             </w:r>
@@ -3666,6 +3903,82 @@
         </w:tc>
         <w:tc>
           <w:tcPr>
+            <w:tcW w:type="dxa" w:w="1440"/>
+          </w:tcPr>
+          <w:p>
+            <w:pPr>
+              <w:keepNext/>
+              <w:spacing w:after="0" w:line="240" w:lineRule="auto"/>
+              <w:jc w:val="center"/>
+            </w:pPr>
+            <w:r/>
+            <w:r>
+              <w:rPr>
+                <w:sz w:val="18"/>
+              </w:rPr>
+              <w:t>−0.037 (0.073)</w:t>
+            </w:r>
+          </w:p>
+        </w:tc>
+        <w:tc>
+          <w:tcPr>
+            <w:tcW w:type="dxa" w:w="1512"/>
+          </w:tcPr>
+          <w:p>
+            <w:pPr>
+              <w:keepNext/>
+              <w:spacing w:after="0" w:line="240" w:lineRule="auto"/>
+              <w:jc w:val="center"/>
+            </w:pPr>
+            <w:r/>
+            <w:r>
+              <w:rPr>
+                <w:sz w:val="18"/>
+              </w:rPr>
+              <w:t>0.143* (0.087)</w:t>
+            </w:r>
+          </w:p>
+        </w:tc>
+        <w:tc>
+          <w:tcPr>
+            <w:tcW w:type="dxa" w:w="1512"/>
+          </w:tcPr>
+          <w:p>
+            <w:pPr>
+              <w:keepNext/>
+              <w:spacing w:after="0" w:line="240" w:lineRule="auto"/>
+              <w:jc w:val="center"/>
+            </w:pPr>
+            <w:r/>
+            <w:r>
+              <w:rPr>
+                <w:sz w:val="18"/>
+              </w:rPr>
+              <w:t>0.048** (0.020)</w:t>
+            </w:r>
+          </w:p>
+        </w:tc>
+        <w:tc>
+          <w:tcPr>
+            <w:tcW w:type="dxa" w:w="1440"/>
+          </w:tcPr>
+          <w:p>
+            <w:pPr>
+              <w:keepNext/>
+              <w:spacing w:after="0" w:line="240" w:lineRule="auto"/>
+              <w:jc w:val="center"/>
+            </w:pPr>
+            <w:r/>
+            <w:r>
+              <w:rPr>
+                <w:sz w:val="18"/>
+              </w:rPr>
+              <w:t>0.013 (0.084)</w:t>
+            </w:r>
+          </w:p>
+        </w:tc>
+        <w:tc>
+          <w:tcPr>
             <w:tcW w:type="dxa" w:w="1584"/>
           </w:tcPr>
           <w:p>
@@ -3677,85 +3990,9 @@
             <w:r/>
             <w:r>
               <w:rPr>
-                <w:sz w:val="20"/>
-              </w:rPr>
-              <w:t>−0.037 (0.073)</w:t>
-            </w:r>
-          </w:p>
-        </w:tc>
-        <w:tc>
-          <w:tcPr>
-            <w:tcW w:type="dxa" w:w="1584"/>
-          </w:tcPr>
-          <w:p>
-            <w:pPr>
-              <w:keepNext/>
-              <w:spacing w:after="0" w:line="240" w:lineRule="auto"/>
-              <w:jc w:val="center"/>
-            </w:pPr>
-            <w:r/>
-            <w:r>
-              <w:rPr>
-                <w:sz w:val="20"/>
-              </w:rPr>
-              <w:t>0.143* (0.087)</w:t>
-            </w:r>
-          </w:p>
-        </w:tc>
-        <w:tc>
-          <w:tcPr>
-            <w:tcW w:type="dxa" w:w="1584"/>
-          </w:tcPr>
-          <w:p>
-            <w:pPr>
-              <w:keepNext/>
-              <w:spacing w:after="0" w:line="240" w:lineRule="auto"/>
-              <w:jc w:val="center"/>
-            </w:pPr>
-            <w:r/>
-            <w:r>
-              <w:rPr>
-                <w:sz w:val="20"/>
-              </w:rPr>
-              <w:t>0.048** (0.020)</w:t>
-            </w:r>
-          </w:p>
-        </w:tc>
-        <w:tc>
-          <w:tcPr>
-            <w:tcW w:type="dxa" w:w="1584"/>
-          </w:tcPr>
-          <w:p>
-            <w:pPr>
-              <w:keepNext/>
-              <w:spacing w:after="0" w:line="240" w:lineRule="auto"/>
-              <w:jc w:val="center"/>
-            </w:pPr>
-            <w:r/>
-            <w:r>
-              <w:rPr>
-                <w:sz w:val="20"/>
-              </w:rPr>
-              <w:t>0.013 (0.084)</w:t>
-            </w:r>
-          </w:p>
-        </w:tc>
-        <w:tc>
-          <w:tcPr>
-            <w:tcW w:type="dxa" w:w="1296"/>
-          </w:tcPr>
-          <w:p>
-            <w:pPr>
-              <w:keepNext/>
-              <w:spacing w:after="0" w:line="240" w:lineRule="auto"/>
-              <w:jc w:val="center"/>
-            </w:pPr>
-            <w:r/>
-            <w:r>
-              <w:rPr>
-                <w:sz w:val="20"/>
-              </w:rPr>
-              <w:t>46</w:t>
+                <w:sz w:val="18"/>
+              </w:rPr>
+              <w:t>46 / 452</w:t>
             </w:r>
           </w:p>
         </w:tc>
@@ -3766,7 +4003,7 @@
         </w:trPr>
         <w:tc>
           <w:tcPr>
-            <w:tcW w:type="dxa" w:w="1728"/>
+            <w:tcW w:type="dxa" w:w="1872"/>
             <w:tcBorders>
               <w:bottom w:val="single" w:sz="6" w:color="000000"/>
             </w:tcBorders>
@@ -3778,9 +4015,93 @@
             <w:r/>
             <w:r>
               <w:rPr>
-                <w:sz w:val="20"/>
+                <w:sz w:val="18"/>
               </w:rPr>
               <w:t>Thailand</w:t>
+            </w:r>
+          </w:p>
+        </w:tc>
+        <w:tc>
+          <w:tcPr>
+            <w:tcW w:type="dxa" w:w="1440"/>
+            <w:tcBorders>
+              <w:bottom w:val="single" w:sz="6" w:color="000000"/>
+            </w:tcBorders>
+          </w:tcPr>
+          <w:p>
+            <w:pPr>
+              <w:spacing w:after="0" w:line="240" w:lineRule="auto"/>
+              <w:jc w:val="center"/>
+            </w:pPr>
+            <w:r/>
+            <w:r>
+              <w:rPr>
+                <w:sz w:val="18"/>
+              </w:rPr>
+              <w:t>0.027 (0.047)</w:t>
+            </w:r>
+          </w:p>
+        </w:tc>
+        <w:tc>
+          <w:tcPr>
+            <w:tcW w:type="dxa" w:w="1512"/>
+            <w:tcBorders>
+              <w:bottom w:val="single" w:sz="6" w:color="000000"/>
+            </w:tcBorders>
+          </w:tcPr>
+          <w:p>
+            <w:pPr>
+              <w:spacing w:after="0" w:line="240" w:lineRule="auto"/>
+              <w:jc w:val="center"/>
+            </w:pPr>
+            <w:r/>
+            <w:r>
+              <w:rPr>
+                <w:sz w:val="18"/>
+              </w:rPr>
+              <w:t>0.059 (0.059)</w:t>
+            </w:r>
+          </w:p>
+        </w:tc>
+        <w:tc>
+          <w:tcPr>
+            <w:tcW w:type="dxa" w:w="1512"/>
+            <w:tcBorders>
+              <w:bottom w:val="single" w:sz="6" w:color="000000"/>
+            </w:tcBorders>
+          </w:tcPr>
+          <w:p>
+            <w:pPr>
+              <w:spacing w:after="0" w:line="240" w:lineRule="auto"/>
+              <w:jc w:val="center"/>
+            </w:pPr>
+            <w:r/>
+            <w:r>
+              <w:rPr>
+                <w:sz w:val="18"/>
+              </w:rPr>
+              <w:t>0.025* (0.013)</w:t>
+            </w:r>
+          </w:p>
+        </w:tc>
+        <w:tc>
+          <w:tcPr>
+            <w:tcW w:type="dxa" w:w="1440"/>
+            <w:tcBorders>
+              <w:bottom w:val="single" w:sz="6" w:color="000000"/>
+            </w:tcBorders>
+          </w:tcPr>
+          <w:p>
+            <w:pPr>
+              <w:spacing w:after="0" w:line="240" w:lineRule="auto"/>
+              <w:jc w:val="center"/>
+            </w:pPr>
+            <w:r/>
+            <w:r>
+              <w:rPr>
+                <w:sz w:val="18"/>
+              </w:rPr>
+              <w:t>0.017 (0.040)</w:t>
             </w:r>
           </w:p>
         </w:tc>
@@ -3799,93 +4120,9 @@
             <w:r/>
             <w:r>
               <w:rPr>
-                <w:sz w:val="20"/>
-              </w:rPr>
-              <w:t>0.027 (0.047)</w:t>
-            </w:r>
-          </w:p>
-        </w:tc>
-        <w:tc>
-          <w:tcPr>
-            <w:tcW w:type="dxa" w:w="1584"/>
-            <w:tcBorders>
-              <w:bottom w:val="single" w:sz="6" w:color="000000"/>
-            </w:tcBorders>
-          </w:tcPr>
-          <w:p>
-            <w:pPr>
-              <w:spacing w:after="0" w:line="240" w:lineRule="auto"/>
-              <w:jc w:val="center"/>
-            </w:pPr>
-            <w:r/>
-            <w:r>
-              <w:rPr>
-                <w:sz w:val="20"/>
-              </w:rPr>
-              <w:t>0.059 (0.059)</w:t>
-            </w:r>
-          </w:p>
-        </w:tc>
-        <w:tc>
-          <w:tcPr>
-            <w:tcW w:type="dxa" w:w="1584"/>
-            <w:tcBorders>
-              <w:bottom w:val="single" w:sz="6" w:color="000000"/>
-            </w:tcBorders>
-          </w:tcPr>
-          <w:p>
-            <w:pPr>
-              <w:spacing w:after="0" w:line="240" w:lineRule="auto"/>
-              <w:jc w:val="center"/>
-            </w:pPr>
-            <w:r/>
-            <w:r>
-              <w:rPr>
-                <w:sz w:val="20"/>
-              </w:rPr>
-              <w:t>0.025* (0.013)</w:t>
-            </w:r>
-          </w:p>
-        </w:tc>
-        <w:tc>
-          <w:tcPr>
-            <w:tcW w:type="dxa" w:w="1584"/>
-            <w:tcBorders>
-              <w:bottom w:val="single" w:sz="6" w:color="000000"/>
-            </w:tcBorders>
-          </w:tcPr>
-          <w:p>
-            <w:pPr>
-              <w:spacing w:after="0" w:line="240" w:lineRule="auto"/>
-              <w:jc w:val="center"/>
-            </w:pPr>
-            <w:r/>
-            <w:r>
-              <w:rPr>
-                <w:sz w:val="20"/>
-              </w:rPr>
-              <w:t>0.017 (0.040)</w:t>
-            </w:r>
-          </w:p>
-        </w:tc>
-        <w:tc>
-          <w:tcPr>
-            <w:tcW w:type="dxa" w:w="1296"/>
-            <w:tcBorders>
-              <w:bottom w:val="single" w:sz="6" w:color="000000"/>
-            </w:tcBorders>
-          </w:tcPr>
-          <w:p>
-            <w:pPr>
-              <w:spacing w:after="0" w:line="240" w:lineRule="auto"/>
-              <w:jc w:val="center"/>
-            </w:pPr>
-            <w:r/>
-            <w:r>
-              <w:rPr>
-                <w:sz w:val="20"/>
-              </w:rPr>
-              <w:t>157</w:t>
+                <w:sz w:val="18"/>
+              </w:rPr>
+              <w:t>157 / 599</w:t>
             </w:r>
           </w:p>
         </w:tc>
@@ -3900,7 +4137,27 @@
         <w:rPr>
           <w:sz w:val="18"/>
         </w:rPr>
-        <w:t>Note: Cells show the average effect over event years 0 to 3 estimated within each market, with bootstrap standard errors in parentheses. *, **, and *** denote significance at 10%, 5%, and 1% (unadjusted p-values).</w:t>
+        <w:t xml:space="preserve">Note: </w:t>
+      </w:r>
+      <w:r>
+        <w:rPr>
+          <w:color w:val="0000FF"/>
+          <w:sz w:val="18"/>
+        </w:rPr>
+        <w:t>Average change over event years 0 to 3 within each market; firm-bootstrap standard errors; firm counts for ln(MTB). *, **, ***:</w:t>
+      </w:r>
+      <w:r>
+        <w:rPr>
+          <w:sz w:val="18"/>
+        </w:rPr>
+        <w:t xml:space="preserve"> </w:t>
+      </w:r>
+      <w:r>
+        <w:rPr>
+          <w:color w:val="0000FF"/>
+          <w:sz w:val="18"/>
+        </w:rPr>
+        <w:t>10%, 5%, 1% (unadjusted).</w:t>
       </w:r>
     </w:p>
     <w:p>
@@ -3977,7 +4234,7 @@
             <w:r>
               <w:rPr>
                 <w:b/>
-                <w:sz w:val="20"/>
+                <w:sz w:val="18"/>
               </w:rPr>
               <w:t>Outcome</w:t>
             </w:r>
@@ -4001,7 +4258,7 @@
             <w:r>
               <w:rPr>
                 <w:b/>
-                <w:sz w:val="20"/>
+                <w:sz w:val="18"/>
               </w:rPr>
               <w:t>Scored firm-years</w:t>
             </w:r>
@@ -4025,7 +4282,7 @@
             <w:r>
               <w:rPr>
                 <w:b/>
-                <w:sz w:val="20"/>
+                <w:sz w:val="18"/>
               </w:rPr>
               <w:t>Scored firms</w:t>
             </w:r>
@@ -4049,7 +4306,7 @@
             <w:r>
               <w:rPr>
                 <w:b/>
-                <w:sz w:val="20"/>
+                <w:sz w:val="18"/>
               </w:rPr>
               <w:t>Never-scored firm-years</w:t>
             </w:r>
@@ -4073,7 +4330,7 @@
             <w:r>
               <w:rPr>
                 <w:b/>
-                <w:sz w:val="20"/>
+                <w:sz w:val="18"/>
               </w:rPr>
               <w:t>Never-scored firms</w:t>
             </w:r>
@@ -4097,7 +4354,7 @@
             <w:r>
               <w:rPr>
                 <w:b/>
-                <w:sz w:val="20"/>
+                <w:sz w:val="18"/>
               </w:rPr>
               <w:t>Share missing</w:t>
             </w:r>
@@ -4120,7 +4377,7 @@
             <w:r/>
             <w:r>
               <w:rPr>
-                <w:sz w:val="20"/>
+                <w:sz w:val="18"/>
               </w:rPr>
               <w:t>ln(MTB)</w:t>
             </w:r>
@@ -4139,7 +4396,7 @@
             <w:r/>
             <w:r>
               <w:rPr>
-                <w:sz w:val="20"/>
+                <w:sz w:val="18"/>
               </w:rPr>
               <w:t>6,482</w:t>
             </w:r>
@@ -4158,7 +4415,7 @@
             <w:r/>
             <w:r>
               <w:rPr>
-                <w:sz w:val="20"/>
+                <w:sz w:val="18"/>
               </w:rPr>
               <w:t>674</w:t>
             </w:r>
@@ -4177,7 +4434,7 @@
             <w:r/>
             <w:r>
               <w:rPr>
-                <w:sz w:val="20"/>
+                <w:sz w:val="18"/>
               </w:rPr>
               <w:t>20,706</w:t>
             </w:r>
@@ -4196,7 +4453,7 @@
             <w:r/>
             <w:r>
               <w:rPr>
-                <w:sz w:val="20"/>
+                <w:sz w:val="18"/>
               </w:rPr>
               <w:t>2,552</w:t>
             </w:r>
@@ -4215,7 +4472,7 @@
             <w:r/>
             <w:r>
               <w:rPr>
-                <w:sz w:val="20"/>
+                <w:sz w:val="18"/>
               </w:rPr>
               <w:t>0.248</w:t>
             </w:r>
@@ -4238,7 +4495,7 @@
             <w:r/>
             <w:r>
               <w:rPr>
-                <w:sz w:val="20"/>
+                <w:sz w:val="18"/>
               </w:rPr>
               <w:t>ln(market cap)</w:t>
             </w:r>
@@ -4257,7 +4514,7 @@
             <w:r/>
             <w:r>
               <w:rPr>
-                <w:sz w:val="20"/>
+                <w:sz w:val="18"/>
               </w:rPr>
               <w:t>6,710</w:t>
             </w:r>
@@ -4276,7 +4533,7 @@
             <w:r/>
             <w:r>
               <w:rPr>
-                <w:sz w:val="20"/>
+                <w:sz w:val="18"/>
               </w:rPr>
               <w:t>675</w:t>
             </w:r>
@@ -4295,7 +4552,7 @@
             <w:r/>
             <w:r>
               <w:rPr>
-                <w:sz w:val="20"/>
+                <w:sz w:val="18"/>
               </w:rPr>
               <w:t>22,417</w:t>
             </w:r>
@@ -4314,7 +4571,7 @@
             <w:r/>
             <w:r>
               <w:rPr>
-                <w:sz w:val="20"/>
+                <w:sz w:val="18"/>
               </w:rPr>
               <w:t>2,576</w:t>
             </w:r>
@@ -4333,7 +4590,7 @@
             <w:r/>
             <w:r>
               <w:rPr>
-                <w:sz w:val="20"/>
+                <w:sz w:val="18"/>
               </w:rPr>
               <w:t>0.195</w:t>
             </w:r>
@@ -4356,7 +4613,7 @@
             <w:r/>
             <w:r>
               <w:rPr>
-                <w:sz w:val="20"/>
+                <w:sz w:val="18"/>
               </w:rPr>
               <w:t>Leverage (ratio)</w:t>
             </w:r>
@@ -4375,7 +4632,7 @@
             <w:r/>
             <w:r>
               <w:rPr>
-                <w:sz w:val="20"/>
+                <w:sz w:val="18"/>
               </w:rPr>
               <w:t>6,524</w:t>
             </w:r>
@@ -4394,7 +4651,7 @@
             <w:r/>
             <w:r>
               <w:rPr>
-                <w:sz w:val="20"/>
+                <w:sz w:val="18"/>
               </w:rPr>
               <w:t>672</w:t>
             </w:r>
@@ -4413,7 +4670,7 @@
             <w:r/>
             <w:r>
               <w:rPr>
-                <w:sz w:val="20"/>
+                <w:sz w:val="18"/>
               </w:rPr>
               <w:t>22,333</w:t>
             </w:r>
@@ -4432,7 +4689,7 @@
             <w:r/>
             <w:r>
               <w:rPr>
-                <w:sz w:val="20"/>
+                <w:sz w:val="18"/>
               </w:rPr>
               <w:t>2,547</w:t>
             </w:r>
@@ -4451,7 +4708,7 @@
             <w:r/>
             <w:r>
               <w:rPr>
-                <w:sz w:val="20"/>
+                <w:sz w:val="18"/>
               </w:rPr>
               <w:t>0.202</w:t>
             </w:r>
@@ -4476,7 +4733,7 @@
             <w:r/>
             <w:r>
               <w:rPr>
-                <w:sz w:val="20"/>
+                <w:sz w:val="18"/>
               </w:rPr>
               <w:t>ln(assets)</w:t>
             </w:r>
@@ -4497,7 +4754,7 @@
             <w:r/>
             <w:r>
               <w:rPr>
-                <w:sz w:val="20"/>
+                <w:sz w:val="18"/>
               </w:rPr>
               <w:t>6,916</w:t>
             </w:r>
@@ -4518,7 +4775,7 @@
             <w:r/>
             <w:r>
               <w:rPr>
-                <w:sz w:val="20"/>
+                <w:sz w:val="18"/>
               </w:rPr>
               <w:t>675</w:t>
             </w:r>
@@ -4539,7 +4796,7 @@
             <w:r/>
             <w:r>
               <w:rPr>
-                <w:sz w:val="20"/>
+                <w:sz w:val="18"/>
               </w:rPr>
               <w:t>24,814</w:t>
             </w:r>
@@ -4560,7 +4817,7 @@
             <w:r/>
             <w:r>
               <w:rPr>
-                <w:sz w:val="20"/>
+                <w:sz w:val="18"/>
               </w:rPr>
               <w:t>2,611</w:t>
             </w:r>
@@ -4581,7 +4838,7 @@
             <w:r/>
             <w:r>
               <w:rPr>
-                <w:sz w:val="20"/>
+                <w:sz w:val="18"/>
               </w:rPr>
               <w:t>0.123</w:t>
             </w:r>
@@ -4629,7 +4886,20 @@
         <w:rPr>
           <w:sz w:val="22"/>
         </w:rPr>
-        <w:t>Table S5. Relative-magnitude bounds for the average effect of the first LSEG ESG score</w:t>
+        <w:t xml:space="preserve">Table S5. Relative-magnitude bounds for the average change after the first </w:t>
+      </w:r>
+      <w:r>
+        <w:rPr>
+          <w:color w:val="0000FF"/>
+          <w:sz w:val="22"/>
+        </w:rPr>
+        <w:t>recorded</w:t>
+      </w:r>
+      <w:r>
+        <w:rPr>
+          <w:sz w:val="22"/>
+        </w:rPr>
+        <w:t xml:space="preserve"> LSEG ESG score</w:t>
       </w:r>
     </w:p>
     <w:tbl>
@@ -4674,7 +4944,7 @@
             <w:r>
               <w:rPr>
                 <w:b/>
-                <w:sz w:val="20"/>
+                <w:sz w:val="18"/>
               </w:rPr>
               <w:t>Outcome</w:t>
             </w:r>
@@ -4698,7 +4968,7 @@
             <w:r>
               <w:rPr>
                 <w:b/>
-                <w:sz w:val="20"/>
+                <w:sz w:val="18"/>
               </w:rPr>
               <w:t>M̄</w:t>
             </w:r>
@@ -4722,7 +4992,7 @@
             <w:r>
               <w:rPr>
                 <w:b/>
-                <w:sz w:val="20"/>
+                <w:sz w:val="18"/>
               </w:rPr>
               <w:t>Max pre-period change</w:t>
             </w:r>
@@ -4746,7 +5016,7 @@
             <w:r>
               <w:rPr>
                 <w:b/>
-                <w:sz w:val="20"/>
+                <w:sz w:val="18"/>
               </w:rPr>
               <w:t>Bias bound</w:t>
             </w:r>
@@ -4770,7 +5040,7 @@
             <w:r>
               <w:rPr>
                 <w:b/>
-                <w:sz w:val="20"/>
+                <w:sz w:val="18"/>
               </w:rPr>
               <w:t>Robust 95% interval</w:t>
             </w:r>
@@ -4793,7 +5063,7 @@
             <w:r/>
             <w:r>
               <w:rPr>
-                <w:sz w:val="20"/>
+                <w:sz w:val="18"/>
               </w:rPr>
               <w:t>ln(MTB)</w:t>
             </w:r>
@@ -4812,7 +5082,7 @@
             <w:r/>
             <w:r>
               <w:rPr>
-                <w:sz w:val="20"/>
+                <w:sz w:val="18"/>
               </w:rPr>
               <w:t>0.00</w:t>
             </w:r>
@@ -4831,7 +5101,7 @@
             <w:r/>
             <w:r>
               <w:rPr>
-                <w:sz w:val="20"/>
+                <w:sz w:val="18"/>
               </w:rPr>
               <w:t>0.046</w:t>
             </w:r>
@@ -4850,7 +5120,7 @@
             <w:r/>
             <w:r>
               <w:rPr>
-                <w:sz w:val="20"/>
+                <w:sz w:val="18"/>
               </w:rPr>
               <w:t>0.000</w:t>
             </w:r>
@@ -4869,7 +5139,7 @@
             <w:r/>
             <w:r>
               <w:rPr>
-                <w:sz w:val="20"/>
+                <w:sz w:val="18"/>
               </w:rPr>
               <w:t>[−0.046, 0.048]</w:t>
             </w:r>
@@ -4892,7 +5162,7 @@
             <w:r/>
             <w:r>
               <w:rPr>
-                <w:sz w:val="20"/>
+                <w:sz w:val="18"/>
               </w:rPr>
               <w:t>ln(MTB)</w:t>
             </w:r>
@@ -4911,7 +5181,7 @@
             <w:r/>
             <w:r>
               <w:rPr>
-                <w:sz w:val="20"/>
+                <w:sz w:val="18"/>
               </w:rPr>
               <w:t>0.25</w:t>
             </w:r>
@@ -4930,7 +5200,7 @@
             <w:r/>
             <w:r>
               <w:rPr>
-                <w:sz w:val="20"/>
+                <w:sz w:val="18"/>
               </w:rPr>
               <w:t>0.046</w:t>
             </w:r>
@@ -4949,7 +5219,7 @@
             <w:r/>
             <w:r>
               <w:rPr>
-                <w:sz w:val="20"/>
+                <w:sz w:val="18"/>
               </w:rPr>
               <w:t>0.025</w:t>
             </w:r>
@@ -4968,7 +5238,7 @@
             <w:r/>
             <w:r>
               <w:rPr>
-                <w:sz w:val="20"/>
+                <w:sz w:val="18"/>
               </w:rPr>
               <w:t>[−0.071, 0.073]</w:t>
             </w:r>
@@ -4991,7 +5261,7 @@
             <w:r/>
             <w:r>
               <w:rPr>
-                <w:sz w:val="20"/>
+                <w:sz w:val="18"/>
               </w:rPr>
               <w:t>ln(MTB)</w:t>
             </w:r>
@@ -5010,7 +5280,7 @@
             <w:r/>
             <w:r>
               <w:rPr>
-                <w:sz w:val="20"/>
+                <w:sz w:val="18"/>
               </w:rPr>
               <w:t>0.50</w:t>
             </w:r>
@@ -5029,7 +5299,7 @@
             <w:r/>
             <w:r>
               <w:rPr>
-                <w:sz w:val="20"/>
+                <w:sz w:val="18"/>
               </w:rPr>
               <w:t>0.046</w:t>
             </w:r>
@@ -5048,7 +5318,7 @@
             <w:r/>
             <w:r>
               <w:rPr>
-                <w:sz w:val="20"/>
+                <w:sz w:val="18"/>
               </w:rPr>
               <w:t>0.050</w:t>
             </w:r>
@@ -5067,7 +5337,7 @@
             <w:r/>
             <w:r>
               <w:rPr>
-                <w:sz w:val="20"/>
+                <w:sz w:val="18"/>
               </w:rPr>
               <w:t>[−0.096, 0.098]</w:t>
             </w:r>
@@ -5090,7 +5360,7 @@
             <w:r/>
             <w:r>
               <w:rPr>
-                <w:sz w:val="20"/>
+                <w:sz w:val="18"/>
               </w:rPr>
               <w:t>ln(MTB)</w:t>
             </w:r>
@@ -5109,7 +5379,7 @@
             <w:r/>
             <w:r>
               <w:rPr>
-                <w:sz w:val="20"/>
+                <w:sz w:val="18"/>
               </w:rPr>
               <w:t>1.00</w:t>
             </w:r>
@@ -5128,7 +5398,7 @@
             <w:r/>
             <w:r>
               <w:rPr>
-                <w:sz w:val="20"/>
+                <w:sz w:val="18"/>
               </w:rPr>
               <w:t>0.046</w:t>
             </w:r>
@@ -5147,7 +5417,7 @@
             <w:r/>
             <w:r>
               <w:rPr>
-                <w:sz w:val="20"/>
+                <w:sz w:val="18"/>
               </w:rPr>
               <w:t>0.101</w:t>
             </w:r>
@@ -5166,7 +5436,7 @@
             <w:r/>
             <w:r>
               <w:rPr>
-                <w:sz w:val="20"/>
+                <w:sz w:val="18"/>
               </w:rPr>
               <w:t>[−0.147, 0.148]</w:t>
             </w:r>
@@ -5189,7 +5459,7 @@
             <w:r/>
             <w:r>
               <w:rPr>
-                <w:sz w:val="20"/>
+                <w:sz w:val="18"/>
               </w:rPr>
               <w:t>ln(market cap)</w:t>
             </w:r>
@@ -5208,7 +5478,7 @@
             <w:r/>
             <w:r>
               <w:rPr>
-                <w:sz w:val="20"/>
+                <w:sz w:val="18"/>
               </w:rPr>
               <w:t>0.00</w:t>
             </w:r>
@@ -5227,7 +5497,7 @@
             <w:r/>
             <w:r>
               <w:rPr>
-                <w:sz w:val="20"/>
+                <w:sz w:val="18"/>
               </w:rPr>
               <w:t>0.063</w:t>
             </w:r>
@@ -5246,7 +5516,7 @@
             <w:r/>
             <w:r>
               <w:rPr>
-                <w:sz w:val="20"/>
+                <w:sz w:val="18"/>
               </w:rPr>
               <w:t>0.000</w:t>
             </w:r>
@@ -5265,7 +5535,7 @@
             <w:r/>
             <w:r>
               <w:rPr>
-                <w:sz w:val="20"/>
+                <w:sz w:val="18"/>
               </w:rPr>
               <w:t>[−0.109, 0.003]</w:t>
             </w:r>
@@ -5288,7 +5558,7 @@
             <w:r/>
             <w:r>
               <w:rPr>
-                <w:sz w:val="20"/>
+                <w:sz w:val="18"/>
               </w:rPr>
               <w:t>ln(market cap)</w:t>
             </w:r>
@@ -5307,7 +5577,7 @@
             <w:r/>
             <w:r>
               <w:rPr>
-                <w:sz w:val="20"/>
+                <w:sz w:val="18"/>
               </w:rPr>
               <w:t>0.25</w:t>
             </w:r>
@@ -5326,7 +5596,7 @@
             <w:r/>
             <w:r>
               <w:rPr>
-                <w:sz w:val="20"/>
+                <w:sz w:val="18"/>
               </w:rPr>
               <w:t>0.063</w:t>
             </w:r>
@@ -5345,7 +5615,7 @@
             <w:r/>
             <w:r>
               <w:rPr>
-                <w:sz w:val="20"/>
+                <w:sz w:val="18"/>
               </w:rPr>
               <w:t>0.035</w:t>
             </w:r>
@@ -5364,7 +5634,7 @@
             <w:r/>
             <w:r>
               <w:rPr>
-                <w:sz w:val="20"/>
+                <w:sz w:val="18"/>
               </w:rPr>
               <w:t>[−0.144, 0.038]</w:t>
             </w:r>
@@ -5387,7 +5657,7 @@
             <w:r/>
             <w:r>
               <w:rPr>
-                <w:sz w:val="20"/>
+                <w:sz w:val="18"/>
               </w:rPr>
               <w:t>ln(market cap)</w:t>
             </w:r>
@@ -5406,7 +5676,7 @@
             <w:r/>
             <w:r>
               <w:rPr>
-                <w:sz w:val="20"/>
+                <w:sz w:val="18"/>
               </w:rPr>
               <w:t>0.50</w:t>
             </w:r>
@@ -5425,7 +5695,7 @@
             <w:r/>
             <w:r>
               <w:rPr>
-                <w:sz w:val="20"/>
+                <w:sz w:val="18"/>
               </w:rPr>
               <w:t>0.063</w:t>
             </w:r>
@@ -5444,7 +5714,7 @@
             <w:r/>
             <w:r>
               <w:rPr>
-                <w:sz w:val="20"/>
+                <w:sz w:val="18"/>
               </w:rPr>
               <w:t>0.070</w:t>
             </w:r>
@@ -5463,7 +5733,7 @@
             <w:r/>
             <w:r>
               <w:rPr>
-                <w:sz w:val="20"/>
+                <w:sz w:val="18"/>
               </w:rPr>
               <w:t>[−0.179, 0.073]</w:t>
             </w:r>
@@ -5486,7 +5756,7 @@
             <w:r/>
             <w:r>
               <w:rPr>
-                <w:sz w:val="20"/>
+                <w:sz w:val="18"/>
               </w:rPr>
               <w:t>ln(market cap)</w:t>
             </w:r>
@@ -5505,7 +5775,7 @@
             <w:r/>
             <w:r>
               <w:rPr>
-                <w:sz w:val="20"/>
+                <w:sz w:val="18"/>
               </w:rPr>
               <w:t>1.00</w:t>
             </w:r>
@@ -5524,7 +5794,7 @@
             <w:r/>
             <w:r>
               <w:rPr>
-                <w:sz w:val="20"/>
+                <w:sz w:val="18"/>
               </w:rPr>
               <w:t>0.063</w:t>
             </w:r>
@@ -5543,7 +5813,7 @@
             <w:r/>
             <w:r>
               <w:rPr>
-                <w:sz w:val="20"/>
+                <w:sz w:val="18"/>
               </w:rPr>
               <w:t>0.140</w:t>
             </w:r>
@@ -5562,7 +5832,7 @@
             <w:r/>
             <w:r>
               <w:rPr>
-                <w:sz w:val="20"/>
+                <w:sz w:val="18"/>
               </w:rPr>
               <w:t>[−0.249, 0.143]</w:t>
             </w:r>
@@ -5585,7 +5855,7 @@
             <w:r/>
             <w:r>
               <w:rPr>
-                <w:sz w:val="20"/>
+                <w:sz w:val="18"/>
               </w:rPr>
               <w:t>Leverage (ratio)</w:t>
             </w:r>
@@ -5604,7 +5874,7 @@
             <w:r/>
             <w:r>
               <w:rPr>
-                <w:sz w:val="20"/>
+                <w:sz w:val="18"/>
               </w:rPr>
               <w:t>0.00</w:t>
             </w:r>
@@ -5623,7 +5893,7 @@
             <w:r/>
             <w:r>
               <w:rPr>
-                <w:sz w:val="20"/>
+                <w:sz w:val="18"/>
               </w:rPr>
               <w:t>0.012</w:t>
             </w:r>
@@ -5642,7 +5912,7 @@
             <w:r/>
             <w:r>
               <w:rPr>
-                <w:sz w:val="20"/>
+                <w:sz w:val="18"/>
               </w:rPr>
               <w:t>0.000</w:t>
             </w:r>
@@ -5661,7 +5931,7 @@
             <w:r/>
             <w:r>
               <w:rPr>
-                <w:sz w:val="20"/>
+                <w:sz w:val="18"/>
               </w:rPr>
               <w:t>[−0.001, 0.018]</w:t>
             </w:r>
@@ -5684,7 +5954,7 @@
             <w:r/>
             <w:r>
               <w:rPr>
-                <w:sz w:val="20"/>
+                <w:sz w:val="18"/>
               </w:rPr>
               <w:t>Leverage (ratio)</w:t>
             </w:r>
@@ -5703,7 +5973,7 @@
             <w:r/>
             <w:r>
               <w:rPr>
-                <w:sz w:val="20"/>
+                <w:sz w:val="18"/>
               </w:rPr>
               <w:t>0.25</w:t>
             </w:r>
@@ -5722,7 +5992,7 @@
             <w:r/>
             <w:r>
               <w:rPr>
-                <w:sz w:val="20"/>
+                <w:sz w:val="18"/>
               </w:rPr>
               <w:t>0.012</w:t>
             </w:r>
@@ -5741,7 +6011,7 @@
             <w:r/>
             <w:r>
               <w:rPr>
-                <w:sz w:val="20"/>
+                <w:sz w:val="18"/>
               </w:rPr>
               <w:t>0.007</w:t>
             </w:r>
@@ -5760,7 +6030,7 @@
             <w:r/>
             <w:r>
               <w:rPr>
-                <w:sz w:val="20"/>
+                <w:sz w:val="18"/>
               </w:rPr>
               <w:t>[−0.007, 0.025]</w:t>
             </w:r>
@@ -5783,7 +6053,7 @@
             <w:r/>
             <w:r>
               <w:rPr>
-                <w:sz w:val="20"/>
+                <w:sz w:val="18"/>
               </w:rPr>
               <w:t>Leverage (ratio)</w:t>
             </w:r>
@@ -5802,7 +6072,7 @@
             <w:r/>
             <w:r>
               <w:rPr>
-                <w:sz w:val="20"/>
+                <w:sz w:val="18"/>
               </w:rPr>
               <w:t>0.50</w:t>
             </w:r>
@@ -5821,7 +6091,7 @@
             <w:r/>
             <w:r>
               <w:rPr>
-                <w:sz w:val="20"/>
+                <w:sz w:val="18"/>
               </w:rPr>
               <w:t>0.012</w:t>
             </w:r>
@@ -5840,7 +6110,7 @@
             <w:r/>
             <w:r>
               <w:rPr>
-                <w:sz w:val="20"/>
+                <w:sz w:val="18"/>
               </w:rPr>
               <w:t>0.013</w:t>
             </w:r>
@@ -5859,7 +6129,7 @@
             <w:r/>
             <w:r>
               <w:rPr>
-                <w:sz w:val="20"/>
+                <w:sz w:val="18"/>
               </w:rPr>
               <w:t>[−0.014, 0.031]</w:t>
             </w:r>
@@ -5882,7 +6152,7 @@
             <w:r/>
             <w:r>
               <w:rPr>
-                <w:sz w:val="20"/>
+                <w:sz w:val="18"/>
               </w:rPr>
               <w:t>Leverage (ratio)</w:t>
             </w:r>
@@ -5901,7 +6171,7 @@
             <w:r/>
             <w:r>
               <w:rPr>
-                <w:sz w:val="20"/>
+                <w:sz w:val="18"/>
               </w:rPr>
               <w:t>1.00</w:t>
             </w:r>
@@ -5920,7 +6190,7 @@
             <w:r/>
             <w:r>
               <w:rPr>
-                <w:sz w:val="20"/>
+                <w:sz w:val="18"/>
               </w:rPr>
               <w:t>0.012</w:t>
             </w:r>
@@ -5939,7 +6209,7 @@
             <w:r/>
             <w:r>
               <w:rPr>
-                <w:sz w:val="20"/>
+                <w:sz w:val="18"/>
               </w:rPr>
               <w:t>0.026</w:t>
             </w:r>
@@ -5958,7 +6228,7 @@
             <w:r/>
             <w:r>
               <w:rPr>
-                <w:sz w:val="20"/>
+                <w:sz w:val="18"/>
               </w:rPr>
               <w:t>[−0.027, 0.044]</w:t>
             </w:r>
@@ -5981,7 +6251,7 @@
             <w:r/>
             <w:r>
               <w:rPr>
-                <w:sz w:val="20"/>
+                <w:sz w:val="18"/>
               </w:rPr>
               <w:t>ln(assets)</w:t>
             </w:r>
@@ -6000,7 +6270,7 @@
             <w:r/>
             <w:r>
               <w:rPr>
-                <w:sz w:val="20"/>
+                <w:sz w:val="18"/>
               </w:rPr>
               <w:t>0.00</w:t>
             </w:r>
@@ -6019,7 +6289,7 @@
             <w:r/>
             <w:r>
               <w:rPr>
-                <w:sz w:val="20"/>
+                <w:sz w:val="18"/>
               </w:rPr>
               <w:t>0.035</w:t>
             </w:r>
@@ -6038,7 +6308,7 @@
             <w:r/>
             <w:r>
               <w:rPr>
-                <w:sz w:val="20"/>
+                <w:sz w:val="18"/>
               </w:rPr>
               <w:t>0.000</w:t>
             </w:r>
@@ -6057,7 +6327,7 @@
             <w:r/>
             <w:r>
               <w:rPr>
-                <w:sz w:val="20"/>
+                <w:sz w:val="18"/>
               </w:rPr>
               <w:t>[0.007, 0.081]</w:t>
             </w:r>
@@ -6080,7 +6350,7 @@
             <w:r/>
             <w:r>
               <w:rPr>
-                <w:sz w:val="20"/>
+                <w:sz w:val="18"/>
               </w:rPr>
               <w:t>ln(assets)</w:t>
             </w:r>
@@ -6099,7 +6369,7 @@
             <w:r/>
             <w:r>
               <w:rPr>
-                <w:sz w:val="20"/>
+                <w:sz w:val="18"/>
               </w:rPr>
               <w:t>0.25</w:t>
             </w:r>
@@ -6118,7 +6388,7 @@
             <w:r/>
             <w:r>
               <w:rPr>
-                <w:sz w:val="20"/>
+                <w:sz w:val="18"/>
               </w:rPr>
               <w:t>0.035</w:t>
             </w:r>
@@ -6137,7 +6407,7 @@
             <w:r/>
             <w:r>
               <w:rPr>
-                <w:sz w:val="20"/>
+                <w:sz w:val="18"/>
               </w:rPr>
               <w:t>0.020</w:t>
             </w:r>
@@ -6156,7 +6426,7 @@
             <w:r/>
             <w:r>
               <w:rPr>
-                <w:sz w:val="20"/>
+                <w:sz w:val="18"/>
               </w:rPr>
               <w:t>[−0.012, 0.101]</w:t>
             </w:r>
@@ -6179,7 +6449,7 @@
             <w:r/>
             <w:r>
               <w:rPr>
-                <w:sz w:val="20"/>
+                <w:sz w:val="18"/>
               </w:rPr>
               <w:t>ln(assets)</w:t>
             </w:r>
@@ -6198,7 +6468,7 @@
             <w:r/>
             <w:r>
               <w:rPr>
-                <w:sz w:val="20"/>
+                <w:sz w:val="18"/>
               </w:rPr>
               <w:t>0.50</w:t>
             </w:r>
@@ -6217,7 +6487,7 @@
             <w:r/>
             <w:r>
               <w:rPr>
-                <w:sz w:val="20"/>
+                <w:sz w:val="18"/>
               </w:rPr>
               <w:t>0.035</w:t>
             </w:r>
@@ -6236,7 +6506,7 @@
             <w:r/>
             <w:r>
               <w:rPr>
-                <w:sz w:val="20"/>
+                <w:sz w:val="18"/>
               </w:rPr>
               <w:t>0.039</w:t>
             </w:r>
@@ -6255,7 +6525,7 @@
             <w:r/>
             <w:r>
               <w:rPr>
-                <w:sz w:val="20"/>
+                <w:sz w:val="18"/>
               </w:rPr>
               <w:t>[−0.032, 0.120]</w:t>
             </w:r>
@@ -6280,7 +6550,7 @@
             <w:r/>
             <w:r>
               <w:rPr>
-                <w:sz w:val="20"/>
+                <w:sz w:val="18"/>
               </w:rPr>
               <w:t>ln(assets)</w:t>
             </w:r>
@@ -6301,7 +6571,7 @@
             <w:r/>
             <w:r>
               <w:rPr>
-                <w:sz w:val="20"/>
+                <w:sz w:val="18"/>
               </w:rPr>
               <w:t>1.00</w:t>
             </w:r>
@@ -6322,7 +6592,7 @@
             <w:r/>
             <w:r>
               <w:rPr>
-                <w:sz w:val="20"/>
+                <w:sz w:val="18"/>
               </w:rPr>
               <w:t>0.035</w:t>
             </w:r>
@@ -6343,7 +6613,7 @@
             <w:r/>
             <w:r>
               <w:rPr>
-                <w:sz w:val="20"/>
+                <w:sz w:val="18"/>
               </w:rPr>
               <w:t>0.078</w:t>
             </w:r>
@@ -6364,7 +6634,7 @@
             <w:r/>
             <w:r>
               <w:rPr>
-                <w:sz w:val="20"/>
+                <w:sz w:val="18"/>
               </w:rPr>
               <w:t>[−0.071, 0.159]</w:t>
             </w:r>
@@ -6381,7 +6651,40 @@
         <w:rPr>
           <w:sz w:val="18"/>
         </w:rPr>
-        <w:t>Note: The bias bound is M̄ times the largest change between consecutive pre-coverage estimates times the weighted mean of (e + 1) over event years 0 to 3 (Eq. 10). The robust interval widens the bootstrap 95% interval by this bound.</w:t>
+        <w:t xml:space="preserve">Note: </w:t>
+      </w:r>
+      <w:r>
+        <w:rPr>
+          <w:color w:val="0000FF"/>
+          <w:sz w:val="18"/>
+        </w:rPr>
+        <w:t>Bias bound:</w:t>
+      </w:r>
+      <w:r>
+        <w:rPr>
+          <w:sz w:val="18"/>
+        </w:rPr>
+        <w:t xml:space="preserve"> </w:t>
+      </w:r>
+      <w:r>
+        <w:rPr>
+          <w:color w:val="0000FF"/>
+          <w:sz w:val="18"/>
+        </w:rPr>
+        <w:t>M̄ × largest pre-coverage step × weighted mean of (e + 1) in event years 0–3 (Eq.</w:t>
+      </w:r>
+      <w:r>
+        <w:rPr>
+          <w:sz w:val="18"/>
+        </w:rPr>
+        <w:t xml:space="preserve"> 10). </w:t>
+      </w:r>
+      <w:r>
+        <w:rPr>
+          <w:color w:val="0000FF"/>
+          <w:sz w:val="18"/>
+        </w:rPr>
+        <w:t>The robust interval widens the bootstrap interval by it.</w:t>
       </w:r>
     </w:p>
     <w:p>
@@ -6456,7 +6759,7 @@
             <w:r>
               <w:rPr>
                 <w:b/>
-                <w:sz w:val="20"/>
+                <w:sz w:val="18"/>
               </w:rPr>
               <w:t>Event year</w:t>
             </w:r>
@@ -6480,7 +6783,7 @@
             <w:r>
               <w:rPr>
                 <w:b/>
-                <w:sz w:val="20"/>
+                <w:sz w:val="18"/>
               </w:rPr>
               <w:t>Scored firms</w:t>
             </w:r>
@@ -6504,7 +6807,7 @@
             <w:r>
               <w:rPr>
                 <w:b/>
-                <w:sz w:val="20"/>
+                <w:sz w:val="18"/>
               </w:rPr>
               <w:t>Cohorts</w:t>
             </w:r>
@@ -6528,7 +6831,7 @@
             <w:r>
               <w:rPr>
                 <w:b/>
-                <w:sz w:val="20"/>
+                <w:sz w:val="18"/>
               </w:rPr>
               <w:t>Control firms (range)</w:t>
             </w:r>
@@ -6551,7 +6854,7 @@
             <w:r/>
             <w:r>
               <w:rPr>
-                <w:sz w:val="20"/>
+                <w:sz w:val="18"/>
               </w:rPr>
               <w:t>−5</w:t>
             </w:r>
@@ -6570,7 +6873,7 @@
             <w:r/>
             <w:r>
               <w:rPr>
-                <w:sz w:val="20"/>
+                <w:sz w:val="18"/>
               </w:rPr>
               <w:t>497</w:t>
             </w:r>
@@ -6589,7 +6892,7 @@
             <w:r/>
             <w:r>
               <w:rPr>
-                <w:sz w:val="20"/>
+                <w:sz w:val="18"/>
               </w:rPr>
               <w:t>6</w:t>
             </w:r>
@@ -6608,7 +6911,7 @@
             <w:r/>
             <w:r>
               <w:rPr>
-                <w:sz w:val="20"/>
+                <w:sz w:val="18"/>
               </w:rPr>
               <w:t>1,420–1,732</w:t>
             </w:r>
@@ -6631,7 +6934,7 @@
             <w:r/>
             <w:r>
               <w:rPr>
-                <w:sz w:val="20"/>
+                <w:sz w:val="18"/>
               </w:rPr>
               <w:t>−4</w:t>
             </w:r>
@@ -6650,7 +6953,7 @@
             <w:r/>
             <w:r>
               <w:rPr>
-                <w:sz w:val="20"/>
+                <w:sz w:val="18"/>
               </w:rPr>
               <w:t>521</w:t>
             </w:r>
@@ -6669,7 +6972,7 @@
             <w:r/>
             <w:r>
               <w:rPr>
-                <w:sz w:val="20"/>
+                <w:sz w:val="18"/>
               </w:rPr>
               <w:t>7</w:t>
             </w:r>
@@ -6688,7 +6991,7 @@
             <w:r/>
             <w:r>
               <w:rPr>
-                <w:sz w:val="20"/>
+                <w:sz w:val="18"/>
               </w:rPr>
               <w:t>1,431–1,800</w:t>
             </w:r>
@@ -6711,7 +7014,7 @@
             <w:r/>
             <w:r>
               <w:rPr>
-                <w:sz w:val="20"/>
+                <w:sz w:val="18"/>
               </w:rPr>
               <w:t>−3</w:t>
             </w:r>
@@ -6730,7 +7033,7 @@
             <w:r/>
             <w:r>
               <w:rPr>
-                <w:sz w:val="20"/>
+                <w:sz w:val="18"/>
               </w:rPr>
               <w:t>549</w:t>
             </w:r>
@@ -6749,7 +7052,7 @@
             <w:r/>
             <w:r>
               <w:rPr>
-                <w:sz w:val="20"/>
+                <w:sz w:val="18"/>
               </w:rPr>
               <w:t>8</w:t>
             </w:r>
@@ -6768,7 +7071,7 @@
             <w:r/>
             <w:r>
               <w:rPr>
-                <w:sz w:val="20"/>
+                <w:sz w:val="18"/>
               </w:rPr>
               <w:t>1,444–1,899</w:t>
             </w:r>
@@ -6791,7 +7094,7 @@
             <w:r/>
             <w:r>
               <w:rPr>
-                <w:sz w:val="20"/>
+                <w:sz w:val="18"/>
               </w:rPr>
               <w:t>−2</w:t>
             </w:r>
@@ -6810,7 +7113,7 @@
             <w:r/>
             <w:r>
               <w:rPr>
-                <w:sz w:val="20"/>
+                <w:sz w:val="18"/>
               </w:rPr>
               <w:t>581</w:t>
             </w:r>
@@ -6829,7 +7132,7 @@
             <w:r/>
             <w:r>
               <w:rPr>
-                <w:sz w:val="20"/>
+                <w:sz w:val="18"/>
               </w:rPr>
               <w:t>9</w:t>
             </w:r>
@@ -6848,7 +7151,7 @@
             <w:r/>
             <w:r>
               <w:rPr>
-                <w:sz w:val="20"/>
+                <w:sz w:val="18"/>
               </w:rPr>
               <w:t>1,455–2,065</w:t>
             </w:r>
@@ -6871,7 +7174,7 @@
             <w:r/>
             <w:r>
               <w:rPr>
-                <w:sz w:val="20"/>
+                <w:sz w:val="18"/>
               </w:rPr>
               <w:t>0</w:t>
             </w:r>
@@ -6890,7 +7193,7 @@
             <w:r/>
             <w:r>
               <w:rPr>
-                <w:sz w:val="20"/>
+                <w:sz w:val="18"/>
               </w:rPr>
               <w:t>615</w:t>
             </w:r>
@@ -6909,7 +7212,7 @@
             <w:r/>
             <w:r>
               <w:rPr>
-                <w:sz w:val="20"/>
+                <w:sz w:val="18"/>
               </w:rPr>
               <w:t>10</w:t>
             </w:r>
@@ -6928,7 +7231,7 @@
             <w:r/>
             <w:r>
               <w:rPr>
-                <w:sz w:val="20"/>
+                <w:sz w:val="18"/>
               </w:rPr>
               <w:t>1,453–2,189</w:t>
             </w:r>
@@ -6951,7 +7254,7 @@
             <w:r/>
             <w:r>
               <w:rPr>
-                <w:sz w:val="20"/>
+                <w:sz w:val="18"/>
               </w:rPr>
               <w:t>1</w:t>
             </w:r>
@@ -6970,7 +7273,7 @@
             <w:r/>
             <w:r>
               <w:rPr>
-                <w:sz w:val="20"/>
+                <w:sz w:val="18"/>
               </w:rPr>
               <w:t>578</w:t>
             </w:r>
@@ -6989,7 +7292,7 @@
             <w:r/>
             <w:r>
               <w:rPr>
-                <w:sz w:val="20"/>
+                <w:sz w:val="18"/>
               </w:rPr>
               <w:t>9</w:t>
             </w:r>
@@ -7008,7 +7311,7 @@
             <w:r/>
             <w:r>
               <w:rPr>
-                <w:sz w:val="20"/>
+                <w:sz w:val="18"/>
               </w:rPr>
               <w:t>1,442–2,034</w:t>
             </w:r>
@@ -7031,7 +7334,7 @@
             <w:r/>
             <w:r>
               <w:rPr>
-                <w:sz w:val="20"/>
+                <w:sz w:val="18"/>
               </w:rPr>
               <w:t>2</w:t>
             </w:r>
@@ -7050,7 +7353,7 @@
             <w:r/>
             <w:r>
               <w:rPr>
-                <w:sz w:val="20"/>
+                <w:sz w:val="18"/>
               </w:rPr>
               <w:t>483</w:t>
             </w:r>
@@ -7069,7 +7372,7 @@
             <w:r/>
             <w:r>
               <w:rPr>
-                <w:sz w:val="20"/>
+                <w:sz w:val="18"/>
               </w:rPr>
               <w:t>8</w:t>
             </w:r>
@@ -7088,7 +7391,7 @@
             <w:r/>
             <w:r>
               <w:rPr>
-                <w:sz w:val="20"/>
+                <w:sz w:val="18"/>
               </w:rPr>
               <w:t>1,430–1,895</w:t>
             </w:r>
@@ -7111,7 +7414,7 @@
             <w:r/>
             <w:r>
               <w:rPr>
-                <w:sz w:val="20"/>
+                <w:sz w:val="18"/>
               </w:rPr>
               <w:t>3</w:t>
             </w:r>
@@ -7130,7 +7433,7 @@
             <w:r/>
             <w:r>
               <w:rPr>
-                <w:sz w:val="20"/>
+                <w:sz w:val="18"/>
               </w:rPr>
               <w:t>270</w:t>
             </w:r>
@@ -7149,7 +7452,7 @@
             <w:r/>
             <w:r>
               <w:rPr>
-                <w:sz w:val="20"/>
+                <w:sz w:val="18"/>
               </w:rPr>
               <w:t>7</w:t>
             </w:r>
@@ -7168,7 +7471,7 @@
             <w:r/>
             <w:r>
               <w:rPr>
-                <w:sz w:val="20"/>
+                <w:sz w:val="18"/>
               </w:rPr>
               <w:t>1,418–1,796</w:t>
             </w:r>
@@ -7193,7 +7496,7 @@
             <w:r/>
             <w:r>
               <w:rPr>
-                <w:sz w:val="20"/>
+                <w:sz w:val="18"/>
               </w:rPr>
               <w:t>4</w:t>
             </w:r>
@@ -7214,7 +7517,7 @@
             <w:r/>
             <w:r>
               <w:rPr>
-                <w:sz w:val="20"/>
+                <w:sz w:val="18"/>
               </w:rPr>
               <w:t>141</w:t>
             </w:r>
@@ -7235,7 +7538,7 @@
             <w:r/>
             <w:r>
               <w:rPr>
-                <w:sz w:val="20"/>
+                <w:sz w:val="18"/>
               </w:rPr>
               <w:t>6</w:t>
             </w:r>
@@ -7256,7 +7559,7 @@
             <w:r/>
             <w:r>
               <w:rPr>
-                <w:sz w:val="20"/>
+                <w:sz w:val="18"/>
               </w:rPr>
               <w:t>1,407–1,732</w:t>
             </w:r>
@@ -7304,7 +7607,20 @@
         <w:rPr>
           <w:sz w:val="22"/>
         </w:rPr>
-        <w:t>Table S7. Alternative specifications, inference, and initial-score splits for the average effect of the first LSEG ESG score</w:t>
+        <w:t xml:space="preserve">Table S7. Alternative specifications, inference, and initial-score splits for the average change after the first </w:t>
+      </w:r>
+      <w:r>
+        <w:rPr>
+          <w:color w:val="0000FF"/>
+          <w:sz w:val="22"/>
+        </w:rPr>
+        <w:t>recorded</w:t>
+      </w:r>
+      <w:r>
+        <w:rPr>
+          <w:sz w:val="22"/>
+        </w:rPr>
+        <w:t xml:space="preserve"> LSEG ESG score</w:t>
       </w:r>
     </w:p>
     <w:tbl>
@@ -7349,7 +7665,7 @@
             <w:r>
               <w:rPr>
                 <w:b/>
-                <w:sz w:val="20"/>
+                <w:sz w:val="18"/>
               </w:rPr>
               <w:t>Specification</w:t>
             </w:r>
@@ -7373,7 +7689,7 @@
             <w:r>
               <w:rPr>
                 <w:b/>
-                <w:sz w:val="20"/>
+                <w:sz w:val="18"/>
               </w:rPr>
               <w:t>ln(MTB)</w:t>
             </w:r>
@@ -7397,7 +7713,7 @@
             <w:r>
               <w:rPr>
                 <w:b/>
-                <w:sz w:val="20"/>
+                <w:sz w:val="18"/>
               </w:rPr>
               <w:t>Pre-trend p</w:t>
             </w:r>
@@ -7421,7 +7737,7 @@
             <w:r>
               <w:rPr>
                 <w:b/>
-                <w:sz w:val="20"/>
+                <w:sz w:val="18"/>
               </w:rPr>
               <w:t>ln(market cap)</w:t>
             </w:r>
@@ -7445,7 +7761,7 @@
             <w:r>
               <w:rPr>
                 <w:b/>
-                <w:sz w:val="20"/>
+                <w:sz w:val="18"/>
               </w:rPr>
               <w:t xml:space="preserve">Pre-trend p </w:t>
             </w:r>
@@ -7468,7 +7784,7 @@
             <w:r/>
             <w:r>
               <w:rPr>
-                <w:sz w:val="20"/>
+                <w:sz w:val="18"/>
               </w:rPr>
               <w:t>Baseline</w:t>
             </w:r>
@@ -7487,7 +7803,7 @@
             <w:r/>
             <w:r>
               <w:rPr>
-                <w:sz w:val="20"/>
+                <w:sz w:val="18"/>
               </w:rPr>
               <w:t>0.002 (0.024)</w:t>
             </w:r>
@@ -7506,7 +7822,7 @@
             <w:r/>
             <w:r>
               <w:rPr>
-                <w:sz w:val="20"/>
+                <w:sz w:val="18"/>
               </w:rPr>
               <w:t>0.074</w:t>
             </w:r>
@@ -7525,7 +7841,7 @@
             <w:r/>
             <w:r>
               <w:rPr>
-                <w:sz w:val="20"/>
+                <w:sz w:val="18"/>
               </w:rPr>
               <w:t>−0.055* (0.030)</w:t>
             </w:r>
@@ -7544,7 +7860,7 @@
             <w:r/>
             <w:r>
               <w:rPr>
-                <w:sz w:val="20"/>
+                <w:sz w:val="18"/>
               </w:rPr>
               <w:t>0.022</w:t>
             </w:r>
@@ -7567,7 +7883,7 @@
             <w:r/>
             <w:r>
               <w:rPr>
-                <w:sz w:val="20"/>
+                <w:sz w:val="18"/>
               </w:rPr>
               <w:t>Baseline, market-by-industry cluster bootstrap</w:t>
             </w:r>
@@ -7586,7 +7902,7 @@
             <w:r/>
             <w:r>
               <w:rPr>
-                <w:sz w:val="20"/>
+                <w:sz w:val="18"/>
               </w:rPr>
               <w:t>0.002 (0.027)</w:t>
             </w:r>
@@ -7605,7 +7921,7 @@
             <w:r/>
             <w:r>
               <w:rPr>
-                <w:sz w:val="20"/>
+                <w:sz w:val="18"/>
               </w:rPr>
               <w:t>0.225</w:t>
             </w:r>
@@ -7624,7 +7940,7 @@
             <w:r/>
             <w:r>
               <w:rPr>
-                <w:sz w:val="20"/>
+                <w:sz w:val="18"/>
               </w:rPr>
               <w:t>−0.055 (0.037)</w:t>
             </w:r>
@@ -7643,7 +7959,7 @@
             <w:r/>
             <w:r>
               <w:rPr>
-                <w:sz w:val="20"/>
+                <w:sz w:val="18"/>
               </w:rPr>
               <w:t>0.001</w:t>
             </w:r>
@@ -7666,7 +7982,7 @@
             <w:r/>
             <w:r>
               <w:rPr>
-                <w:sz w:val="20"/>
+                <w:sz w:val="18"/>
               </w:rPr>
               <w:t>R10, market-by-industry cluster bootstrap</w:t>
             </w:r>
@@ -7685,7 +8001,7 @@
             <w:r/>
             <w:r>
               <w:rPr>
-                <w:sz w:val="20"/>
+                <w:sz w:val="18"/>
               </w:rPr>
               <w:t>−0.068*** (0.026)</w:t>
             </w:r>
@@ -7704,7 +8020,7 @@
             <w:r/>
             <w:r>
               <w:rPr>
-                <w:sz w:val="20"/>
+                <w:sz w:val="18"/>
               </w:rPr>
               <w:t>0.237</w:t>
             </w:r>
@@ -7723,7 +8039,7 @@
             <w:r/>
             <w:r>
               <w:rPr>
-                <w:sz w:val="20"/>
+                <w:sz w:val="18"/>
               </w:rPr>
               <w:t>−0.073** (0.031)</w:t>
             </w:r>
@@ -7742,7 +8058,7 @@
             <w:r/>
             <w:r>
               <w:rPr>
-                <w:sz w:val="20"/>
+                <w:sz w:val="18"/>
               </w:rPr>
               <w:t>0.002</w:t>
             </w:r>
@@ -7765,7 +8081,7 @@
             <w:r/>
             <w:r>
               <w:rPr>
-                <w:sz w:val="20"/>
+                <w:sz w:val="18"/>
               </w:rPr>
               <w:t>No covariates</w:t>
             </w:r>
@@ -7784,7 +8100,7 @@
             <w:r/>
             <w:r>
               <w:rPr>
-                <w:sz w:val="20"/>
+                <w:sz w:val="18"/>
               </w:rPr>
               <w:t>0.025 (0.022)</w:t>
             </w:r>
@@ -7803,7 +8119,7 @@
             <w:r/>
             <w:r>
               <w:rPr>
-                <w:sz w:val="20"/>
+                <w:sz w:val="18"/>
               </w:rPr>
               <w:t>0.028</w:t>
             </w:r>
@@ -7822,7 +8138,7 @@
             <w:r/>
             <w:r>
               <w:rPr>
-                <w:sz w:val="20"/>
+                <w:sz w:val="18"/>
               </w:rPr>
               <w:t>0.016 (0.025)</w:t>
             </w:r>
@@ -7841,7 +8157,7 @@
             <w:r/>
             <w:r>
               <w:rPr>
-                <w:sz w:val="20"/>
+                <w:sz w:val="18"/>
               </w:rPr>
               <w:t>&lt;0.001</w:t>
             </w:r>
@@ -7864,7 +8180,7 @@
             <w:r/>
             <w:r>
               <w:rPr>
-                <w:sz w:val="20"/>
+                <w:sz w:val="18"/>
               </w:rPr>
               <w:t>Size measured at g − 3</w:t>
             </w:r>
@@ -7883,7 +8199,7 @@
             <w:r/>
             <w:r>
               <w:rPr>
-                <w:sz w:val="20"/>
+                <w:sz w:val="18"/>
               </w:rPr>
               <w:t>−0.008 (0.025)</w:t>
             </w:r>
@@ -7902,7 +8218,7 @@
             <w:r/>
             <w:r>
               <w:rPr>
-                <w:sz w:val="20"/>
+                <w:sz w:val="18"/>
               </w:rPr>
               <w:t>0.176</w:t>
             </w:r>
@@ -7921,7 +8237,7 @@
             <w:r/>
             <w:r>
               <w:rPr>
-                <w:sz w:val="20"/>
+                <w:sz w:val="18"/>
               </w:rPr>
               <w:t>−0.059* (0.032)</w:t>
             </w:r>
@@ -7940,7 +8256,7 @@
             <w:r/>
             <w:r>
               <w:rPr>
-                <w:sz w:val="20"/>
+                <w:sz w:val="18"/>
               </w:rPr>
               <w:t>&lt;0.001</w:t>
             </w:r>
@@ -7963,7 +8279,7 @@
             <w:r/>
             <w:r>
               <w:rPr>
-                <w:sz w:val="20"/>
+                <w:sz w:val="18"/>
               </w:rPr>
               <w:t>Size quintile indicators</w:t>
             </w:r>
@@ -7982,7 +8298,7 @@
             <w:r/>
             <w:r>
               <w:rPr>
-                <w:sz w:val="20"/>
+                <w:sz w:val="18"/>
               </w:rPr>
               <w:t>−0.010 (0.023)</w:t>
             </w:r>
@@ -8001,7 +8317,7 @@
             <w:r/>
             <w:r>
               <w:rPr>
-                <w:sz w:val="20"/>
+                <w:sz w:val="18"/>
               </w:rPr>
               <w:t>0.072</w:t>
             </w:r>
@@ -8020,7 +8336,7 @@
             <w:r/>
             <w:r>
               <w:rPr>
-                <w:sz w:val="20"/>
+                <w:sz w:val="18"/>
               </w:rPr>
               <w:t>−0.053* (0.029)</w:t>
             </w:r>
@@ -8039,7 +8355,7 @@
             <w:r/>
             <w:r>
               <w:rPr>
-                <w:sz w:val="20"/>
+                <w:sz w:val="18"/>
               </w:rPr>
               <w:t>0.016</w:t>
             </w:r>
@@ -8062,7 +8378,7 @@
             <w:r/>
             <w:r>
               <w:rPr>
-                <w:sz w:val="20"/>
+                <w:sz w:val="18"/>
               </w:rPr>
               <w:t>Scored firms within control size range</w:t>
             </w:r>
@@ -8081,7 +8397,7 @@
             <w:r/>
             <w:r>
               <w:rPr>
-                <w:sz w:val="20"/>
+                <w:sz w:val="18"/>
               </w:rPr>
               <w:t>−0.021 (0.026)</w:t>
             </w:r>
@@ -8100,7 +8416,7 @@
             <w:r/>
             <w:r>
               <w:rPr>
-                <w:sz w:val="20"/>
+                <w:sz w:val="18"/>
               </w:rPr>
               <w:t>0.212</w:t>
             </w:r>
@@ -8119,7 +8435,7 @@
             <w:r/>
             <w:r>
               <w:rPr>
-                <w:sz w:val="20"/>
+                <w:sz w:val="18"/>
               </w:rPr>
               <w:t>−0.096*** (0.035)</w:t>
             </w:r>
@@ -8138,7 +8454,7 @@
             <w:r/>
             <w:r>
               <w:rPr>
-                <w:sz w:val="20"/>
+                <w:sz w:val="18"/>
               </w:rPr>
               <w:t>0.133</w:t>
             </w:r>
@@ -8161,7 +8477,7 @@
             <w:r/>
             <w:r>
               <w:rPr>
-                <w:sz w:val="20"/>
+                <w:sz w:val="18"/>
               </w:rPr>
               <w:t>Dated one year later (R10)</w:t>
             </w:r>
@@ -8180,7 +8496,7 @@
             <w:r/>
             <w:r>
               <w:rPr>
-                <w:sz w:val="20"/>
+                <w:sz w:val="18"/>
               </w:rPr>
               <w:t>−0.068*** (0.024)</w:t>
             </w:r>
@@ -8199,7 +8515,7 @@
             <w:r/>
             <w:r>
               <w:rPr>
-                <w:sz w:val="20"/>
+                <w:sz w:val="18"/>
               </w:rPr>
               <w:t>0.072</w:t>
             </w:r>
@@ -8218,7 +8534,7 @@
             <w:r/>
             <w:r>
               <w:rPr>
-                <w:sz w:val="20"/>
+                <w:sz w:val="18"/>
               </w:rPr>
               <w:t>−0.073** (0.030)</w:t>
             </w:r>
@@ -8237,7 +8553,7 @@
             <w:r/>
             <w:r>
               <w:rPr>
-                <w:sz w:val="20"/>
+                <w:sz w:val="18"/>
               </w:rPr>
               <w:t>0.002</w:t>
             </w:r>
@@ -8260,7 +8576,7 @@
             <w:r/>
             <w:r>
               <w:rPr>
-                <w:sz w:val="20"/>
+                <w:sz w:val="18"/>
               </w:rPr>
               <w:t>R10, size at original g − 1</w:t>
             </w:r>
@@ -8279,7 +8595,7 @@
             <w:r/>
             <w:r>
               <w:rPr>
-                <w:sz w:val="20"/>
+                <w:sz w:val="18"/>
               </w:rPr>
               <w:t>−0.074*** (0.024)</w:t>
             </w:r>
@@ -8298,7 +8614,7 @@
             <w:r/>
             <w:r>
               <w:rPr>
-                <w:sz w:val="20"/>
+                <w:sz w:val="18"/>
               </w:rPr>
               <w:t>0.066</w:t>
             </w:r>
@@ -8317,7 +8633,7 @@
             <w:r/>
             <w:r>
               <w:rPr>
-                <w:sz w:val="20"/>
+                <w:sz w:val="18"/>
               </w:rPr>
               <w:t>−0.060** (0.029)</w:t>
             </w:r>
@@ -8336,7 +8652,7 @@
             <w:r/>
             <w:r>
               <w:rPr>
-                <w:sz w:val="20"/>
+                <w:sz w:val="18"/>
               </w:rPr>
               <w:t>0.005</w:t>
             </w:r>
@@ -8359,7 +8675,7 @@
             <w:r/>
             <w:r>
               <w:rPr>
-                <w:sz w:val="20"/>
+                <w:sz w:val="18"/>
               </w:rPr>
               <w:t>Dated two years later</w:t>
             </w:r>
@@ -8378,7 +8694,7 @@
             <w:r/>
             <w:r>
               <w:rPr>
-                <w:sz w:val="20"/>
+                <w:sz w:val="18"/>
               </w:rPr>
               <w:t>−0.048* (0.025)</w:t>
             </w:r>
@@ -8397,7 +8713,7 @@
             <w:r/>
             <w:r>
               <w:rPr>
-                <w:sz w:val="20"/>
+                <w:sz w:val="18"/>
               </w:rPr>
               <w:t>0.023</w:t>
             </w:r>
@@ -8416,7 +8732,7 @@
             <w:r/>
             <w:r>
               <w:rPr>
-                <w:sz w:val="20"/>
+                <w:sz w:val="18"/>
               </w:rPr>
               <w:t>−0.022 (0.028)</w:t>
             </w:r>
@@ -8435,7 +8751,7 @@
             <w:r/>
             <w:r>
               <w:rPr>
-                <w:sz w:val="20"/>
+                <w:sz w:val="18"/>
               </w:rPr>
               <w:t>0.076</w:t>
             </w:r>
@@ -8458,9 +8774,9 @@
             <w:r/>
             <w:r>
               <w:rPr>
-                <w:sz w:val="20"/>
-              </w:rPr>
-              <w:t>Malaysia, first scored 2021–2022</w:t>
+                <w:sz w:val="18"/>
+              </w:rPr>
+              <w:t>Malaysia, first recorded 2021–2022</w:t>
             </w:r>
           </w:p>
         </w:tc>
@@ -8477,7 +8793,7 @@
             <w:r/>
             <w:r>
               <w:rPr>
-                <w:sz w:val="20"/>
+                <w:sz w:val="18"/>
               </w:rPr>
               <w:t>0.021 (0.037)</w:t>
             </w:r>
@@ -8496,7 +8812,7 @@
             <w:r/>
             <w:r>
               <w:rPr>
-                <w:sz w:val="20"/>
+                <w:sz w:val="18"/>
               </w:rPr>
               <w:t>0.549</w:t>
             </w:r>
@@ -8515,7 +8831,7 @@
             <w:r/>
             <w:r>
               <w:rPr>
-                <w:sz w:val="20"/>
+                <w:sz w:val="18"/>
               </w:rPr>
               <w:t>−0.146*** (0.051)</w:t>
             </w:r>
@@ -8534,7 +8850,7 @@
             <w:r/>
             <w:r>
               <w:rPr>
-                <w:sz w:val="20"/>
+                <w:sz w:val="18"/>
               </w:rPr>
               <w:t>0.491</w:t>
             </w:r>
@@ -8557,7 +8873,7 @@
             <w:r/>
             <w:r>
               <w:rPr>
-                <w:sz w:val="20"/>
+                <w:sz w:val="18"/>
               </w:rPr>
               <w:t>Thailand and Singapore, 2019–2020</w:t>
             </w:r>
@@ -8576,7 +8892,7 @@
             <w:r/>
             <w:r>
               <w:rPr>
-                <w:sz w:val="20"/>
+                <w:sz w:val="18"/>
               </w:rPr>
               <w:t>−0.009 (0.048)</w:t>
             </w:r>
@@ -8595,7 +8911,7 @@
             <w:r/>
             <w:r>
               <w:rPr>
-                <w:sz w:val="20"/>
+                <w:sz w:val="18"/>
               </w:rPr>
               <w:t>0.006</w:t>
             </w:r>
@@ -8614,7 +8930,7 @@
             <w:r/>
             <w:r>
               <w:rPr>
-                <w:sz w:val="20"/>
+                <w:sz w:val="18"/>
               </w:rPr>
               <w:t>0.041 (0.052)</w:t>
             </w:r>
@@ -8633,7 +8949,7 @@
             <w:r/>
             <w:r>
               <w:rPr>
-                <w:sz w:val="20"/>
+                <w:sz w:val="18"/>
               </w:rPr>
               <w:t>&lt;0.001</w:t>
             </w:r>
@@ -8656,7 +8972,7 @@
             <w:r/>
             <w:r>
               <w:rPr>
-                <w:sz w:val="20"/>
+                <w:sz w:val="18"/>
               </w:rPr>
               <w:t>All other cohorts</w:t>
             </w:r>
@@ -8675,7 +8991,7 @@
             <w:r/>
             <w:r>
               <w:rPr>
-                <w:sz w:val="20"/>
+                <w:sz w:val="18"/>
               </w:rPr>
               <w:t>−0.016 (0.034)</w:t>
             </w:r>
@@ -8694,7 +9010,7 @@
             <w:r/>
             <w:r>
               <w:rPr>
-                <w:sz w:val="20"/>
+                <w:sz w:val="18"/>
               </w:rPr>
               <w:t>0.006</w:t>
             </w:r>
@@ -8713,7 +9029,7 @@
             <w:r/>
             <w:r>
               <w:rPr>
-                <w:sz w:val="20"/>
+                <w:sz w:val="18"/>
               </w:rPr>
               <w:t>0.005 (0.037)</w:t>
             </w:r>
@@ -8732,7 +9048,7 @@
             <w:r/>
             <w:r>
               <w:rPr>
-                <w:sz w:val="20"/>
+                <w:sz w:val="18"/>
               </w:rPr>
               <w:t>0.652</w:t>
             </w:r>
@@ -8755,7 +9071,7 @@
             <w:r/>
             <w:r>
               <w:rPr>
-                <w:sz w:val="20"/>
+                <w:sz w:val="18"/>
               </w:rPr>
               <w:t>Cohorts first scored by 2019</w:t>
             </w:r>
@@ -8774,7 +9090,7 @@
             <w:r/>
             <w:r>
               <w:rPr>
-                <w:sz w:val="20"/>
+                <w:sz w:val="18"/>
               </w:rPr>
               <w:t>0.094** (0.047)</w:t>
             </w:r>
@@ -8793,7 +9109,7 @@
             <w:r/>
             <w:r>
               <w:rPr>
-                <w:sz w:val="20"/>
+                <w:sz w:val="18"/>
               </w:rPr>
               <w:t>0.003</w:t>
             </w:r>
@@ -8812,7 +9128,7 @@
             <w:r/>
             <w:r>
               <w:rPr>
-                <w:sz w:val="20"/>
+                <w:sz w:val="18"/>
               </w:rPr>
               <w:t>0.185*** (0.052)</w:t>
             </w:r>
@@ -8831,7 +9147,7 @@
             <w:r/>
             <w:r>
               <w:rPr>
-                <w:sz w:val="20"/>
+                <w:sz w:val="18"/>
               </w:rPr>
               <w:t>&lt;0.001</w:t>
             </w:r>
@@ -8854,7 +9170,7 @@
             <w:r/>
             <w:r>
               <w:rPr>
-                <w:sz w:val="20"/>
+                <w:sz w:val="18"/>
               </w:rPr>
               <w:t>Cohorts first scored from 2020</w:t>
             </w:r>
@@ -8873,7 +9189,7 @@
             <w:r/>
             <w:r>
               <w:rPr>
-                <w:sz w:val="20"/>
+                <w:sz w:val="18"/>
               </w:rPr>
               <w:t>−0.010 (0.026)</w:t>
             </w:r>
@@ -8892,7 +9208,7 @@
             <w:r/>
             <w:r>
               <w:rPr>
-                <w:sz w:val="20"/>
+                <w:sz w:val="18"/>
               </w:rPr>
               <w:t>0.199</w:t>
             </w:r>
@@ -8911,7 +9227,7 @@
             <w:r/>
             <w:r>
               <w:rPr>
-                <w:sz w:val="20"/>
+                <w:sz w:val="18"/>
               </w:rPr>
               <w:t>−0.087*** (0.033)</w:t>
             </w:r>
@@ -8930,7 +9246,7 @@
             <w:r/>
             <w:r>
               <w:rPr>
-                <w:sz w:val="20"/>
+                <w:sz w:val="18"/>
               </w:rPr>
               <w:t>0.106</w:t>
             </w:r>
@@ -8953,7 +9269,7 @@
             <w:r/>
             <w:r>
               <w:rPr>
-                <w:sz w:val="20"/>
+                <w:sz w:val="18"/>
               </w:rPr>
               <w:t>High residual initial score</w:t>
             </w:r>
@@ -8972,7 +9288,7 @@
             <w:r/>
             <w:r>
               <w:rPr>
-                <w:sz w:val="20"/>
+                <w:sz w:val="18"/>
               </w:rPr>
               <w:t>−0.012 (0.029)</w:t>
             </w:r>
@@ -9004,7 +9320,7 @@
             <w:r/>
             <w:r>
               <w:rPr>
-                <w:sz w:val="20"/>
+                <w:sz w:val="18"/>
               </w:rPr>
               <w:t>−0.051 (0.035)</w:t>
             </w:r>
@@ -9040,7 +9356,7 @@
             <w:r/>
             <w:r>
               <w:rPr>
-                <w:sz w:val="20"/>
+                <w:sz w:val="18"/>
               </w:rPr>
               <w:t>Low residual initial score</w:t>
             </w:r>
@@ -9059,7 +9375,7 @@
             <w:r/>
             <w:r>
               <w:rPr>
-                <w:sz w:val="20"/>
+                <w:sz w:val="18"/>
               </w:rPr>
               <w:t>0.016 (0.033)</w:t>
             </w:r>
@@ -9091,7 +9407,7 @@
             <w:r/>
             <w:r>
               <w:rPr>
-                <w:sz w:val="20"/>
+                <w:sz w:val="18"/>
               </w:rPr>
               <w:t>−0.059 (0.041)</w:t>
             </w:r>
@@ -9129,7 +9445,7 @@
             <w:r/>
             <w:r>
               <w:rPr>
-                <w:sz w:val="20"/>
+                <w:sz w:val="18"/>
               </w:rPr>
               <w:t>High minus low</w:t>
             </w:r>
@@ -9150,7 +9466,7 @@
             <w:r/>
             <w:r>
               <w:rPr>
-                <w:sz w:val="20"/>
+                <w:sz w:val="18"/>
               </w:rPr>
               <w:t>−0.027 (0.040)</w:t>
             </w:r>
@@ -9186,7 +9502,7 @@
             <w:r/>
             <w:r>
               <w:rPr>
-                <w:sz w:val="20"/>
+                <w:sz w:val="18"/>
               </w:rPr>
               <w:t>0.008 (0.046)</w:t>
             </w:r>
@@ -9218,7 +9534,53 @@
         <w:rPr>
           <w:sz w:val="18"/>
         </w:rPr>
-        <w:t>Note: Cells show the average effect over event years 0 to 3 with bootstrap standard errors in parentheses and the joint pre-trend p-value of Eq. (8); all rows are exploratory. *, **, and *** denote significance at 10%, 5%, and 1% (unadjusted p-values).</w:t>
+        <w:t xml:space="preserve">Note: </w:t>
+      </w:r>
+      <w:r>
+        <w:rPr>
+          <w:color w:val="0000FF"/>
+          <w:sz w:val="18"/>
+        </w:rPr>
+        <w:t>Average change over event years 0 to 3 with firm-bootstrap standard errors and the pre-trend p of Eq.</w:t>
+      </w:r>
+      <w:r>
+        <w:rPr>
+          <w:sz w:val="18"/>
+        </w:rPr>
+        <w:t xml:space="preserve"> </w:t>
+      </w:r>
+      <w:r>
+        <w:rPr>
+          <w:color w:val="0000FF"/>
+          <w:sz w:val="18"/>
+        </w:rPr>
+        <w:t>(8); *, **, ***:</w:t>
+      </w:r>
+      <w:r>
+        <w:rPr>
+          <w:sz w:val="18"/>
+        </w:rPr>
+        <w:t xml:space="preserve"> </w:t>
+      </w:r>
+      <w:r>
+        <w:rPr>
+          <w:color w:val="0000FF"/>
+          <w:sz w:val="18"/>
+        </w:rPr>
+        <w:t>10%, 5%, 1%.</w:t>
+      </w:r>
+      <w:r>
+        <w:rPr>
+          <w:sz w:val="18"/>
+        </w:rPr>
+        <w:t xml:space="preserve"> </w:t>
+      </w:r>
+      <w:r>
+        <w:rPr>
+          <w:color w:val="0000FF"/>
+          <w:sz w:val="18"/>
+        </w:rPr>
+        <w:t>All rows are exploratory.</w:t>
       </w:r>
     </w:p>
     <w:p>
@@ -9292,7 +9654,7 @@
             <w:r>
               <w:rPr>
                 <w:b/>
-                <w:sz w:val="20"/>
+                <w:sz w:val="18"/>
               </w:rPr>
               <w:t>Estimator</w:t>
             </w:r>
@@ -9316,7 +9678,7 @@
             <w:r>
               <w:rPr>
                 <w:b/>
-                <w:sz w:val="20"/>
+                <w:sz w:val="18"/>
               </w:rPr>
               <w:t>ln(MTB)</w:t>
             </w:r>
@@ -9340,7 +9702,7 @@
             <w:r>
               <w:rPr>
                 <w:b/>
-                <w:sz w:val="20"/>
+                <w:sz w:val="18"/>
               </w:rPr>
               <w:t>ln(market cap)</w:t>
             </w:r>
@@ -9363,7 +9725,7 @@
             <w:r/>
             <w:r>
               <w:rPr>
-                <w:sz w:val="20"/>
+                <w:sz w:val="18"/>
               </w:rPr>
               <w:t>Static TWFE, all firm-years (R6)</w:t>
             </w:r>
@@ -9382,7 +9744,7 @@
             <w:r/>
             <w:r>
               <w:rPr>
-                <w:sz w:val="20"/>
+                <w:sz w:val="18"/>
               </w:rPr>
               <w:t>0.064** (0.026)</w:t>
             </w:r>
@@ -9401,7 +9763,7 @@
             <w:r/>
             <w:r>
               <w:rPr>
-                <w:sz w:val="20"/>
+                <w:sz w:val="18"/>
               </w:rPr>
               <w:t>0.185*** (0.032)</w:t>
             </w:r>
@@ -9424,7 +9786,7 @@
             <w:r/>
             <w:r>
               <w:rPr>
-                <w:sz w:val="20"/>
+                <w:sz w:val="18"/>
               </w:rPr>
               <w:t>Static TWFE, never-scored controls, event years −5 to 3</w:t>
             </w:r>
@@ -9443,7 +9805,7 @@
             <w:r/>
             <w:r>
               <w:rPr>
-                <w:sz w:val="20"/>
+                <w:sz w:val="18"/>
               </w:rPr>
               <w:t>0.058** (0.025)</w:t>
             </w:r>
@@ -9462,7 +9824,7 @@
             <w:r/>
             <w:r>
               <w:rPr>
-                <w:sz w:val="20"/>
+                <w:sz w:val="18"/>
               </w:rPr>
               <w:t>0.149*** (0.030)</w:t>
             </w:r>
@@ -9485,7 +9847,7 @@
             <w:r/>
             <w:r>
               <w:rPr>
-                <w:sz w:val="20"/>
+                <w:sz w:val="18"/>
               </w:rPr>
               <w:t>Heterogeneity-robust, no covariates (R2)</w:t>
             </w:r>
@@ -9504,7 +9866,7 @@
             <w:r/>
             <w:r>
               <w:rPr>
-                <w:sz w:val="20"/>
+                <w:sz w:val="18"/>
               </w:rPr>
               <w:t>0.025 (0.022)</w:t>
             </w:r>
@@ -9523,7 +9885,7 @@
             <w:r/>
             <w:r>
               <w:rPr>
-                <w:sz w:val="20"/>
+                <w:sz w:val="18"/>
               </w:rPr>
               <w:t>0.016 (0.025)</w:t>
             </w:r>
@@ -9548,7 +9910,7 @@
             <w:r/>
             <w:r>
               <w:rPr>
-                <w:sz w:val="20"/>
+                <w:sz w:val="18"/>
               </w:rPr>
               <w:t>Heterogeneity-robust baseline</w:t>
             </w:r>
@@ -9569,7 +9931,7 @@
             <w:r/>
             <w:r>
               <w:rPr>
-                <w:sz w:val="20"/>
+                <w:sz w:val="18"/>
               </w:rPr>
               <w:t>0.002 (0.024)</w:t>
             </w:r>
@@ -9590,7 +9952,7 @@
             <w:r/>
             <w:r>
               <w:rPr>
-                <w:sz w:val="20"/>
+                <w:sz w:val="18"/>
               </w:rPr>
               <w:t>−0.055* (0.030)</w:t>
             </w:r>
@@ -9607,7 +9969,66 @@
         <w:rPr>
           <w:sz w:val="18"/>
         </w:rPr>
-        <w:t>Note: Rows move step by step from Eq. (11) on all firm-years to the baseline of Eq. (6), with standard errors in parentheses (firm-clustered for TWFE, bootstrap otherwise). *, **, and *** denote significance at 10%, 5%, and 1%.</w:t>
+        <w:t xml:space="preserve">Note: </w:t>
+      </w:r>
+      <w:r>
+        <w:rPr>
+          <w:color w:val="0000FF"/>
+          <w:sz w:val="18"/>
+        </w:rPr>
+        <w:t>Steps from the two-way fixed effects Eq.</w:t>
+      </w:r>
+      <w:r>
+        <w:rPr>
+          <w:sz w:val="18"/>
+        </w:rPr>
+        <w:t xml:space="preserve"> </w:t>
+      </w:r>
+      <w:r>
+        <w:rPr>
+          <w:color w:val="0000FF"/>
+          <w:sz w:val="18"/>
+        </w:rPr>
+        <w:t>(11) to the baseline Eq.</w:t>
+      </w:r>
+      <w:r>
+        <w:rPr>
+          <w:sz w:val="18"/>
+        </w:rPr>
+        <w:t xml:space="preserve"> (6). </w:t>
+      </w:r>
+      <w:r>
+        <w:rPr>
+          <w:color w:val="0000FF"/>
+          <w:sz w:val="18"/>
+        </w:rPr>
+        <w:t>Standard errors are firm-clustered for Eq.</w:t>
+      </w:r>
+      <w:r>
+        <w:rPr>
+          <w:sz w:val="18"/>
+        </w:rPr>
+        <w:t xml:space="preserve"> </w:t>
+      </w:r>
+      <w:r>
+        <w:rPr>
+          <w:color w:val="0000FF"/>
+          <w:sz w:val="18"/>
+        </w:rPr>
+        <w:t>(11) and firm-bootstrap otherwise; *, **, ***:</w:t>
+      </w:r>
+      <w:r>
+        <w:rPr>
+          <w:sz w:val="18"/>
+        </w:rPr>
+        <w:t xml:space="preserve"> </w:t>
+      </w:r>
+      <w:r>
+        <w:rPr>
+          <w:color w:val="0000FF"/>
+          <w:sz w:val="18"/>
+        </w:rPr>
+        <w:t>10%, 5%, 1%.</w:t>
       </w:r>
     </w:p>
     <w:p>
@@ -9649,7 +10070,7 @@
       <w:r>
         <w:drawing>
           <wp:inline xmlns:a="http://schemas.openxmlformats.org/drawingml/2006/main" xmlns:pic="http://schemas.openxmlformats.org/drawingml/2006/picture">
-            <wp:extent cx="5943600" cy="6400800"/>
+            <wp:extent cx="5943600" cy="5852160"/>
             <wp:docPr id="2" name="Picture 2"/>
             <wp:cNvGraphicFramePr>
               <a:graphicFrameLocks noChangeAspect="1"/>
@@ -9670,7 +10091,7 @@
                   <pic:spPr>
                     <a:xfrm>
                       <a:off x="0" y="0"/>
-                      <a:ext cx="5943600" cy="6400800"/>
+                      <a:ext cx="5943600" cy="5852160"/>
                     </a:xfrm>
                     <a:prstGeom prst="rect"/>
                   </pic:spPr>
@@ -9690,7 +10111,7 @@
         <w:rPr>
           <w:sz w:val="18"/>
         </w:rPr>
-        <w:t xml:space="preserve">Note: Panel A varies the size covariate and the support with the first </w:t>
+        <w:t xml:space="preserve">Note: Panel A varies the size covariate and support, dated at the first </w:t>
       </w:r>
       <w:r>
         <w:rPr>
@@ -9703,7 +10124,14 @@
         <w:rPr>
           <w:sz w:val="18"/>
         </w:rPr>
-        <w:t xml:space="preserve"> fiscal year as event; panel B dates the event one year later. Marker shape and line type identify the specification, and bars are bootstrap 95% intervals.</w:t>
+        <w:t xml:space="preserve"> year; panel B dates the event one year later. </w:t>
+      </w:r>
+      <w:r>
+        <w:rPr>
+          <w:color w:val="0000FF"/>
+          <w:sz w:val="18"/>
+        </w:rPr>
+        <w:t>Bars are firm-bootstrap 95% intervals.</w:t>
       </w:r>
     </w:p>
     <w:p>
@@ -9779,7 +10207,7 @@
               <w:rPr>
                 <w:b/>
                 <w:color w:val="0000FF"/>
-                <w:sz w:val="20"/>
+                <w:sz w:val="18"/>
               </w:rPr>
               <w:t>Group</w:t>
             </w:r>
@@ -9804,7 +10232,7 @@
               <w:rPr>
                 <w:b/>
                 <w:color w:val="0000FF"/>
-                <w:sz w:val="20"/>
+                <w:sz w:val="18"/>
               </w:rPr>
               <w:t>Scored firm-cells</w:t>
             </w:r>
@@ -9829,7 +10257,7 @@
               <w:rPr>
                 <w:b/>
                 <w:color w:val="0000FF"/>
-                <w:sz w:val="20"/>
+                <w:sz w:val="18"/>
               </w:rPr>
               <w:t>Weight in the pooled estimate</w:t>
             </w:r>
@@ -9853,7 +10281,7 @@
             <w:r>
               <w:rPr>
                 <w:color w:val="0000FF"/>
-                <w:sz w:val="20"/>
+                <w:sz w:val="18"/>
               </w:rPr>
               <w:t>Indonesia</w:t>
             </w:r>
@@ -9873,7 +10301,7 @@
             <w:r>
               <w:rPr>
                 <w:color w:val="0000FF"/>
-                <w:sz w:val="20"/>
+                <w:sz w:val="18"/>
               </w:rPr>
               <w:t>123</w:t>
             </w:r>
@@ -9893,7 +10321,7 @@
             <w:r>
               <w:rPr>
                 <w:color w:val="0000FF"/>
-                <w:sz w:val="20"/>
+                <w:sz w:val="18"/>
               </w:rPr>
               <w:t>0.063</w:t>
             </w:r>
@@ -9917,7 +10345,7 @@
             <w:r>
               <w:rPr>
                 <w:color w:val="0000FF"/>
-                <w:sz w:val="20"/>
+                <w:sz w:val="18"/>
               </w:rPr>
               <w:t>Malaysia</w:t>
             </w:r>
@@ -9937,7 +10365,7 @@
             <w:r>
               <w:rPr>
                 <w:color w:val="0000FF"/>
-                <w:sz w:val="20"/>
+                <w:sz w:val="18"/>
               </w:rPr>
               <w:t>1,074</w:t>
             </w:r>
@@ -9957,7 +10385,7 @@
             <w:r>
               <w:rPr>
                 <w:color w:val="0000FF"/>
-                <w:sz w:val="20"/>
+                <w:sz w:val="18"/>
               </w:rPr>
               <w:t>0.552</w:t>
             </w:r>
@@ -9981,7 +10409,7 @@
             <w:r>
               <w:rPr>
                 <w:color w:val="0000FF"/>
-                <w:sz w:val="20"/>
+                <w:sz w:val="18"/>
               </w:rPr>
               <w:t>Philippines</w:t>
             </w:r>
@@ -10001,7 +10429,7 @@
             <w:r>
               <w:rPr>
                 <w:color w:val="0000FF"/>
-                <w:sz w:val="20"/>
+                <w:sz w:val="18"/>
               </w:rPr>
               <w:t>52</w:t>
             </w:r>
@@ -10021,7 +10449,7 @@
             <w:r>
               <w:rPr>
                 <w:color w:val="0000FF"/>
-                <w:sz w:val="20"/>
+                <w:sz w:val="18"/>
               </w:rPr>
               <w:t>0.027</w:t>
             </w:r>
@@ -10045,7 +10473,7 @@
             <w:r>
               <w:rPr>
                 <w:color w:val="0000FF"/>
-                <w:sz w:val="20"/>
+                <w:sz w:val="18"/>
               </w:rPr>
               <w:t>Singapore</w:t>
             </w:r>
@@ -10065,7 +10493,7 @@
             <w:r>
               <w:rPr>
                 <w:color w:val="0000FF"/>
-                <w:sz w:val="20"/>
+                <w:sz w:val="18"/>
               </w:rPr>
               <w:t>178</w:t>
             </w:r>
@@ -10085,7 +10513,7 @@
             <w:r>
               <w:rPr>
                 <w:color w:val="0000FF"/>
-                <w:sz w:val="20"/>
+                <w:sz w:val="18"/>
               </w:rPr>
               <w:t>0.091</w:t>
             </w:r>
@@ -10109,7 +10537,7 @@
             <w:r>
               <w:rPr>
                 <w:color w:val="0000FF"/>
-                <w:sz w:val="20"/>
+                <w:sz w:val="18"/>
               </w:rPr>
               <w:t>Thailand</w:t>
             </w:r>
@@ -10129,7 +10557,7 @@
             <w:r>
               <w:rPr>
                 <w:color w:val="0000FF"/>
-                <w:sz w:val="20"/>
+                <w:sz w:val="18"/>
               </w:rPr>
               <w:t>519</w:t>
             </w:r>
@@ -10149,7 +10577,7 @@
             <w:r>
               <w:rPr>
                 <w:color w:val="0000FF"/>
-                <w:sz w:val="20"/>
+                <w:sz w:val="18"/>
               </w:rPr>
               <w:t>0.267</w:t>
             </w:r>
@@ -10173,7 +10601,7 @@
             <w:r>
               <w:rPr>
                 <w:color w:val="0000FF"/>
-                <w:sz w:val="20"/>
+                <w:sz w:val="18"/>
               </w:rPr>
               <w:t>Malaysian wave (first recorded 2021–2022)</w:t>
             </w:r>
@@ -10193,7 +10621,7 @@
             <w:r>
               <w:rPr>
                 <w:color w:val="0000FF"/>
-                <w:sz w:val="20"/>
+                <w:sz w:val="18"/>
               </w:rPr>
               <w:t>858</w:t>
             </w:r>
@@ -10213,7 +10641,7 @@
             <w:r>
               <w:rPr>
                 <w:color w:val="0000FF"/>
-                <w:sz w:val="20"/>
+                <w:sz w:val="18"/>
               </w:rPr>
               <w:t>0.441</w:t>
             </w:r>
@@ -10237,7 +10665,7 @@
             <w:r>
               <w:rPr>
                 <w:color w:val="0000FF"/>
-                <w:sz w:val="20"/>
+                <w:sz w:val="18"/>
               </w:rPr>
               <w:t>Thai and Singaporean wave (2019–2020)</w:t>
             </w:r>
@@ -10257,7 +10685,7 @@
             <w:r>
               <w:rPr>
                 <w:color w:val="0000FF"/>
-                <w:sz w:val="20"/>
+                <w:sz w:val="18"/>
               </w:rPr>
               <w:t>401</w:t>
             </w:r>
@@ -10277,7 +10705,7 @@
             <w:r>
               <w:rPr>
                 <w:color w:val="0000FF"/>
-                <w:sz w:val="20"/>
+                <w:sz w:val="18"/>
               </w:rPr>
               <w:t>0.206</w:t>
             </w:r>
@@ -10301,7 +10729,7 @@
             <w:r>
               <w:rPr>
                 <w:color w:val="0000FF"/>
-                <w:sz w:val="20"/>
+                <w:sz w:val="18"/>
               </w:rPr>
               <w:t>All other cohorts</w:t>
             </w:r>
@@ -10321,7 +10749,7 @@
             <w:r>
               <w:rPr>
                 <w:color w:val="0000FF"/>
-                <w:sz w:val="20"/>
+                <w:sz w:val="18"/>
               </w:rPr>
               <w:t>687</w:t>
             </w:r>
@@ -10341,7 +10769,7 @@
             <w:r>
               <w:rPr>
                 <w:color w:val="0000FF"/>
-                <w:sz w:val="20"/>
+                <w:sz w:val="18"/>
               </w:rPr>
               <w:t>0.353</w:t>
             </w:r>
@@ -10365,7 +10793,7 @@
             <w:r>
               <w:rPr>
                 <w:color w:val="0000FF"/>
-                <w:sz w:val="20"/>
+                <w:sz w:val="18"/>
               </w:rPr>
               <w:t>Calendar year 2015</w:t>
             </w:r>
@@ -10385,7 +10813,7 @@
             <w:r>
               <w:rPr>
                 <w:color w:val="0000FF"/>
-                <w:sz w:val="20"/>
+                <w:sz w:val="18"/>
               </w:rPr>
               <w:t>8</w:t>
             </w:r>
@@ -10405,7 +10833,7 @@
             <w:r>
               <w:rPr>
                 <w:color w:val="0000FF"/>
-                <w:sz w:val="20"/>
+                <w:sz w:val="18"/>
               </w:rPr>
               <w:t>0.004</w:t>
             </w:r>
@@ -10429,7 +10857,7 @@
             <w:r>
               <w:rPr>
                 <w:color w:val="0000FF"/>
-                <w:sz w:val="20"/>
+                <w:sz w:val="18"/>
               </w:rPr>
               <w:t>Calendar year 2016</w:t>
             </w:r>
@@ -10449,7 +10877,7 @@
             <w:r>
               <w:rPr>
                 <w:color w:val="0000FF"/>
-                <w:sz w:val="20"/>
+                <w:sz w:val="18"/>
               </w:rPr>
               <w:t>16</w:t>
             </w:r>
@@ -10469,7 +10897,7 @@
             <w:r>
               <w:rPr>
                 <w:color w:val="0000FF"/>
-                <w:sz w:val="20"/>
+                <w:sz w:val="18"/>
               </w:rPr>
               <w:t>0.008</w:t>
             </w:r>
@@ -10493,7 +10921,7 @@
             <w:r>
               <w:rPr>
                 <w:color w:val="0000FF"/>
-                <w:sz w:val="20"/>
+                <w:sz w:val="18"/>
               </w:rPr>
               <w:t>Calendar year 2017</w:t>
             </w:r>
@@ -10513,7 +10941,7 @@
             <w:r>
               <w:rPr>
                 <w:color w:val="0000FF"/>
-                <w:sz w:val="20"/>
+                <w:sz w:val="18"/>
               </w:rPr>
               <w:t>22</w:t>
             </w:r>
@@ -10533,7 +10961,7 @@
             <w:r>
               <w:rPr>
                 <w:color w:val="0000FF"/>
-                <w:sz w:val="20"/>
+                <w:sz w:val="18"/>
               </w:rPr>
               <w:t>0.011</w:t>
             </w:r>
@@ -10557,7 +10985,7 @@
             <w:r>
               <w:rPr>
                 <w:color w:val="0000FF"/>
-                <w:sz w:val="20"/>
+                <w:sz w:val="18"/>
               </w:rPr>
               <w:t>Calendar year 2018</w:t>
             </w:r>
@@ -10577,7 +11005,7 @@
             <w:r>
               <w:rPr>
                 <w:color w:val="0000FF"/>
-                <w:sz w:val="20"/>
+                <w:sz w:val="18"/>
               </w:rPr>
               <w:t>28</w:t>
             </w:r>
@@ -10597,7 +11025,7 @@
             <w:r>
               <w:rPr>
                 <w:color w:val="0000FF"/>
-                <w:sz w:val="20"/>
+                <w:sz w:val="18"/>
               </w:rPr>
               <w:t>0.014</w:t>
             </w:r>
@@ -10621,7 +11049,7 @@
             <w:r>
               <w:rPr>
                 <w:color w:val="0000FF"/>
-                <w:sz w:val="20"/>
+                <w:sz w:val="18"/>
               </w:rPr>
               <w:t>Calendar year 2019</w:t>
             </w:r>
@@ -10641,7 +11069,7 @@
             <w:r>
               <w:rPr>
                 <w:color w:val="0000FF"/>
-                <w:sz w:val="20"/>
+                <w:sz w:val="18"/>
               </w:rPr>
               <w:t>49</w:t>
             </w:r>
@@ -10661,7 +11089,7 @@
             <w:r>
               <w:rPr>
                 <w:color w:val="0000FF"/>
-                <w:sz w:val="20"/>
+                <w:sz w:val="18"/>
               </w:rPr>
               <w:t>0.025</w:t>
             </w:r>
@@ -10685,7 +11113,7 @@
             <w:r>
               <w:rPr>
                 <w:color w:val="0000FF"/>
-                <w:sz w:val="20"/>
+                <w:sz w:val="18"/>
               </w:rPr>
               <w:t>Calendar year 2020</w:t>
             </w:r>
@@ -10705,7 +11133,7 @@
             <w:r>
               <w:rPr>
                 <w:color w:val="0000FF"/>
-                <w:sz w:val="20"/>
+                <w:sz w:val="18"/>
               </w:rPr>
               <w:t>126</w:t>
             </w:r>
@@ -10725,7 +11153,7 @@
             <w:r>
               <w:rPr>
                 <w:color w:val="0000FF"/>
-                <w:sz w:val="20"/>
+                <w:sz w:val="18"/>
               </w:rPr>
               <w:t>0.065</w:t>
             </w:r>
@@ -10749,7 +11177,7 @@
             <w:r>
               <w:rPr>
                 <w:color w:val="0000FF"/>
-                <w:sz w:val="20"/>
+                <w:sz w:val="18"/>
               </w:rPr>
               <w:t>Calendar year 2021</w:t>
             </w:r>
@@ -10769,7 +11197,7 @@
             <w:r>
               <w:rPr>
                 <w:color w:val="0000FF"/>
-                <w:sz w:val="20"/>
+                <w:sz w:val="18"/>
               </w:rPr>
               <w:t>243</w:t>
             </w:r>
@@ -10789,7 +11217,7 @@
             <w:r>
               <w:rPr>
                 <w:color w:val="0000FF"/>
-                <w:sz w:val="20"/>
+                <w:sz w:val="18"/>
               </w:rPr>
               <w:t>0.125</w:t>
             </w:r>
@@ -10813,7 +11241,7 @@
             <w:r>
               <w:rPr>
                 <w:color w:val="0000FF"/>
-                <w:sz w:val="20"/>
+                <w:sz w:val="18"/>
               </w:rPr>
               <w:t>Calendar year 2022</w:t>
             </w:r>
@@ -10833,7 +11261,7 @@
             <w:r>
               <w:rPr>
                 <w:color w:val="0000FF"/>
-                <w:sz w:val="20"/>
+                <w:sz w:val="18"/>
               </w:rPr>
               <w:t>454</w:t>
             </w:r>
@@ -10853,7 +11281,7 @@
             <w:r>
               <w:rPr>
                 <w:color w:val="0000FF"/>
-                <w:sz w:val="20"/>
+                <w:sz w:val="18"/>
               </w:rPr>
               <w:t>0.233</w:t>
             </w:r>
@@ -10877,7 +11305,7 @@
             <w:r>
               <w:rPr>
                 <w:color w:val="0000FF"/>
-                <w:sz w:val="20"/>
+                <w:sz w:val="18"/>
               </w:rPr>
               <w:t>Calendar year 2023</w:t>
             </w:r>
@@ -10897,7 +11325,7 @@
             <w:r>
               <w:rPr>
                 <w:color w:val="0000FF"/>
-                <w:sz w:val="20"/>
+                <w:sz w:val="18"/>
               </w:rPr>
               <w:t>523</w:t>
             </w:r>
@@ -10917,7 +11345,7 @@
             <w:r>
               <w:rPr>
                 <w:color w:val="0000FF"/>
-                <w:sz w:val="20"/>
+                <w:sz w:val="18"/>
               </w:rPr>
               <w:t>0.269</w:t>
             </w:r>
@@ -10943,7 +11371,7 @@
             <w:r>
               <w:rPr>
                 <w:color w:val="0000FF"/>
-                <w:sz w:val="20"/>
+                <w:sz w:val="18"/>
               </w:rPr>
               <w:t>Calendar year 2024</w:t>
             </w:r>
@@ -10965,7 +11393,7 @@
             <w:r>
               <w:rPr>
                 <w:color w:val="0000FF"/>
-                <w:sz w:val="20"/>
+                <w:sz w:val="18"/>
               </w:rPr>
               <w:t>477</w:t>
             </w:r>
@@ -10987,7 +11415,7 @@
             <w:r>
               <w:rPr>
                 <w:color w:val="0000FF"/>
-                <w:sz w:val="20"/>
+                <w:sz w:val="18"/>
               </w:rPr>
               <w:t>0.245</w:t>
             </w:r>
@@ -11517,7 +11945,7 @@
           <w:color w:val="0000FF"/>
           <w:sz w:val="18"/>
         </w:rPr>
-        <w:t>Note: Cells show the average effect over event years 0 to 3 of each dating, with bootstrap standard errors in parentheses, for each wave against all never-scored firms. *, **, and *** denote significance at 10%, 5%, and 1%.</w:t>
+        <w:t>Note: Average change over event years 0 to 3 for each wave against all never-scored firms, with firm-bootstrap standard errors in parentheses. *, **, ***: 10%, 5%, 1%.</w:t>
       </w:r>
     </w:p>
     <w:p>
